--- a/CV_Jason_Hkayem.docx
+++ b/CV_Jason_Hkayem.docx
@@ -1,37 +1,48 @@
 
 <file path=word/document.xml><?xml version="1.0" encoding="utf-8"?>
-<w:document xmlns:wpc="http://schemas.microsoft.com/office/word/2010/wordprocessingCanvas" xmlns:mc="http://schemas.openxmlformats.org/markup-compatibility/2006" xmlns:o="urn:schemas-microsoft-com:office:office" xmlns:r="http://schemas.openxmlformats.org/officeDocument/2006/relationships" xmlns:m="http://schemas.openxmlformats.org/officeDocument/2006/math" xmlns:v="urn:schemas-microsoft-com:vml" xmlns:wp14="http://schemas.microsoft.com/office/word/2010/wordprocessingDrawing" xmlns:wp="http://schemas.openxmlformats.org/drawingml/2006/wordprocessingDrawing" xmlns:w10="urn:schemas-microsoft-com:office:word" xmlns:w="http://schemas.openxmlformats.org/wordprocessingml/2006/main" xmlns:w14="http://schemas.microsoft.com/office/word/2010/wordml" xmlns:w15="http://schemas.microsoft.com/office/word/2012/wordml" xmlns:wpg="http://schemas.microsoft.com/office/word/2010/wordprocessingGroup" xmlns:wpi="http://schemas.microsoft.com/office/word/2010/wordprocessingInk" xmlns:wne="http://schemas.microsoft.com/office/word/2006/wordml" xmlns:wps="http://schemas.microsoft.com/office/word/2010/wordprocessingShape" xmlns:cx="http://schemas.microsoft.com/office/drawing/2014/chartex" xmlns:cx1="http://schemas.microsoft.com/office/drawing/2015/9/8/chartex" xmlns:cx2="http://schemas.microsoft.com/office/drawing/2015/10/21/chartex" xmlns:cx3="http://schemas.microsoft.com/office/drawing/2016/5/9/chartex" xmlns:cx4="http://schemas.microsoft.com/office/drawing/2016/5/10/chartex" xmlns:cx5="http://schemas.microsoft.com/office/drawing/2016/5/11/chartex" xmlns:cx6="http://schemas.microsoft.com/office/drawing/2016/5/12/chartex" xmlns:cx7="http://schemas.microsoft.com/office/drawing/2016/5/13/chartex" xmlns:cx8="http://schemas.microsoft.com/office/drawing/2016/5/14/chartex" xmlns:aink="http://schemas.microsoft.com/office/drawing/2016/ink" xmlns:am3d="http://schemas.microsoft.com/office/drawing/2017/model3d" xmlns:w16cex="http://schemas.microsoft.com/office/word/2018/wordml/cex" xmlns:w16cid="http://schemas.microsoft.com/office/word/2016/wordml/cid" xmlns:w16="http://schemas.microsoft.com/office/word/2018/wordml" xmlns:w16sdtdh="http://schemas.microsoft.com/office/word/2020/wordml/sdtdatahash" xmlns:w16se="http://schemas.microsoft.com/office/word/2015/wordml/symex" mc:Ignorable="w14 w15 wp14">
+<w:document xmlns:wpc="http://schemas.microsoft.com/office/word/2010/wordprocessingCanvas" xmlns:cx="http://schemas.microsoft.com/office/drawing/2014/chartex" xmlns:cx1="http://schemas.microsoft.com/office/drawing/2015/9/8/chartex" xmlns:mc="http://schemas.openxmlformats.org/markup-compatibility/2006" xmlns:o="urn:schemas-microsoft-com:office:office" xmlns:r="http://schemas.openxmlformats.org/officeDocument/2006/relationships" xmlns:m="http://schemas.openxmlformats.org/officeDocument/2006/math" xmlns:v="urn:schemas-microsoft-com:vml" xmlns:wp14="http://schemas.microsoft.com/office/word/2010/wordprocessingDrawing" xmlns:wp="http://schemas.openxmlformats.org/drawingml/2006/wordprocessingDrawing" xmlns:w10="urn:schemas-microsoft-com:office:word" xmlns:w="http://schemas.openxmlformats.org/wordprocessingml/2006/main" xmlns:w14="http://schemas.microsoft.com/office/word/2010/wordml" xmlns:w15="http://schemas.microsoft.com/office/word/2012/wordml" xmlns:w16se="http://schemas.microsoft.com/office/word/2015/wordml/symex" xmlns:wpg="http://schemas.microsoft.com/office/word/2010/wordprocessingGroup" xmlns:wpi="http://schemas.microsoft.com/office/word/2010/wordprocessingInk" xmlns:wne="http://schemas.microsoft.com/office/word/2006/wordml" xmlns:wps="http://schemas.microsoft.com/office/word/2010/wordprocessingShape" mc:Ignorable="w14 w15 w16se wp14">
   <w:body>
     <w:tbl>
       <w:tblPr>
-        <w:tblW w:type="dxa" w:w="10080"/>
+        <w:tblW w:w="10080" w:type="dxa"/>
         <w:tblBorders>
-          <w:top w:val="single" w:color="auto" w:sz="4"/>
-          <w:left w:val="single" w:color="auto" w:sz="4"/>
-          <w:bottom w:val="single" w:color="auto" w:sz="4"/>
-          <w:right w:val="single" w:color="auto" w:sz="4"/>
-          <w:insideH w:val="single" w:color="auto" w:sz="4"/>
-          <w:insideV w:val="single" w:color="auto" w:sz="4"/>
+          <w:top w:val="single" w:sz="4" w:space="0" w:color="auto"/>
+          <w:left w:val="single" w:sz="4" w:space="0" w:color="auto"/>
+          <w:bottom w:val="single" w:sz="4" w:space="0" w:color="auto"/>
+          <w:right w:val="single" w:sz="4" w:space="0" w:color="auto"/>
+          <w:insideH w:val="single" w:sz="4" w:space="0" w:color="auto"/>
+          <w:insideV w:val="single" w:sz="4" w:space="0" w:color="auto"/>
         </w:tblBorders>
+        <w:tblCellMar>
+          <w:left w:w="10" w:type="dxa"/>
+          <w:right w:w="10" w:type="dxa"/>
+        </w:tblCellMar>
+        <w:tblLook w:val="0000" w:firstRow="0" w:lastRow="0" w:firstColumn="0" w:lastColumn="0" w:noHBand="0" w:noVBand="0"/>
       </w:tblPr>
       <w:tblGrid>
         <w:gridCol w:w="10080"/>
       </w:tblGrid>
       <w:tr>
+        <w:tblPrEx>
+          <w:tblCellMar>
+            <w:top w:w="0" w:type="dxa"/>
+            <w:bottom w:w="0" w:type="dxa"/>
+          </w:tblCellMar>
+        </w:tblPrEx>
         <w:tc>
           <w:tcPr>
-            <w:tcW w:type="dxa" w:w="10080"/>
+            <w:tcW w:w="10080" w:type="dxa"/>
             <w:tcBorders>
-              <w:top w:val="none" w:color="FFFFFF" w:sz="0"/>
-              <w:left w:val="none" w:color="FFFFFF" w:sz="0"/>
-              <w:bottom w:val="none" w:color="FFFFFF" w:sz="0"/>
-              <w:right w:val="none" w:color="FFFFFF" w:sz="0"/>
+              <w:top w:val="none" w:sz="0" w:space="0" w:color="FFFFFF"/>
+              <w:left w:val="none" w:sz="0" w:space="0" w:color="FFFFFF"/>
+              <w:bottom w:val="none" w:sz="0" w:space="0" w:color="FFFFFF"/>
+              <w:right w:val="none" w:sz="0" w:space="0" w:color="FFFFFF"/>
             </w:tcBorders>
             <w:tcMar>
-              <w:top w:type="dxa" w:w="0"/>
-              <w:left w:type="dxa" w:w="0"/>
-              <w:bottom w:type="dxa" w:w="0"/>
-              <w:right w:type="dxa" w:w="0"/>
+              <w:top w:w="0" w:type="dxa"/>
+              <w:left w:w="0" w:type="dxa"/>
+              <w:bottom w:w="0" w:type="dxa"/>
+              <w:right w:w="0" w:type="dxa"/>
             </w:tcMar>
           </w:tcPr>
           <w:p>
@@ -41,13 +52,12 @@
             </w:pPr>
             <w:r>
               <w:rPr>
-                <w:rFonts w:ascii="Arial" w:cs="Arial" w:eastAsia="Arial" w:hAnsi="Arial"/>
                 <w:b/>
                 <w:bCs/>
                 <w:sz w:val="30"/>
                 <w:szCs w:val="30"/>
               </w:rPr>
-              <w:t xml:space="preserve">Jason Hkayem</w:t>
+              <w:t>Jason Hkayem</w:t>
             </w:r>
           </w:p>
           <w:p>
@@ -60,7 +70,23 @@
                 <w:sz w:val="19"/>
                 <w:szCs w:val="19"/>
               </w:rPr>
-              <w:t xml:space="preserve">81-654045 | jasonhkayem1@gmail.com | github.com/jasonhkayem | jasonhkayem.github.io</w:t>
+              <w:t>81-654045 | jasonhkayem1@gmail.com | github.com/</w:t>
+            </w:r>
+            <w:proofErr w:type="spellStart"/>
+            <w:r>
+              <w:rPr>
+                <w:sz w:val="19"/>
+                <w:szCs w:val="19"/>
+              </w:rPr>
+              <w:t>jasonhkayem</w:t>
+            </w:r>
+            <w:proofErr w:type="spellEnd"/>
+            <w:r>
+              <w:rPr>
+                <w:sz w:val="19"/>
+                <w:szCs w:val="19"/>
+              </w:rPr>
+              <w:t xml:space="preserve"> | jasonhkayem.github.io</w:t>
             </w:r>
           </w:p>
           <w:p>
@@ -76,7 +102,7 @@
                 <w:sz w:val="19"/>
                 <w:szCs w:val="19"/>
               </w:rPr>
-              <w:t xml:space="preserve">Final-year CS student with hands-on experience building AI-powered systems and automating workflows. Comfortable across the stack — from cloud infrastructure to prompt design. Open to technical and hybrid roles in AI, operations, or product.</w:t>
+              <w:t>Final-year CS student with hands-on experience building AI-powered systems and automating workflows. Comfortable across the stack — from cloud infrastructure to prompt design. Open to technical and hybrid roles in AI, operations, or product.</w:t>
             </w:r>
           </w:p>
         </w:tc>
@@ -85,120 +111,366 @@
     <w:p>
       <w:pPr>
         <w:pStyle w:val="Heading1"/>
-      </w:pPr>
-      <w:r>
-        <w:t xml:space="preserve">Education</w:t>
+        <w:rPr>
+          <w:color w:val="auto"/>
+          <w:sz w:val="20"/>
+          <w:szCs w:val="20"/>
+        </w:rPr>
+      </w:pPr>
+      <w:r>
+        <w:rPr>
+          <w:color w:val="auto"/>
+        </w:rPr>
+        <w:t>Education</w:t>
       </w:r>
     </w:p>
     <w:p>
       <w:pPr>
         <w:spacing w:after="40"/>
+        <w:rPr>
+          <w:sz w:val="20"/>
+          <w:szCs w:val="20"/>
+        </w:rPr>
       </w:pPr>
       <w:r>
         <w:rPr>
           <w:b/>
           <w:bCs/>
-        </w:rPr>
-        <w:t xml:space="preserve">Bachelor of Computer Science, </w:t>
-      </w:r>
-      <w:r>
-        <w:t xml:space="preserve">Holy Spirit University of Kaslik | 2023–Present</w:t>
-      </w:r>
-    </w:p>
-    <w:p>
-      <w:pPr>
-        <w:spacing w:after="100"/>
-      </w:pPr>
+          <w:sz w:val="20"/>
+          <w:szCs w:val="20"/>
+        </w:rPr>
+        <w:t>Bac</w:t>
+      </w:r>
       <w:r>
         <w:rPr>
           <w:b/>
           <w:bCs/>
-        </w:rPr>
-        <w:t xml:space="preserve">Baccalaureate in SG, </w:t>
-      </w:r>
-      <w:r>
-        <w:t xml:space="preserve">College Saint-Joseph des Filles de la Charite | 2006–2021</w:t>
-      </w:r>
-    </w:p>
-    <w:p>
-      <w:pPr>
-        <w:pStyle w:val="Heading1"/>
-      </w:pPr>
-      <w:r>
-        <w:t xml:space="preserve">Skills</w:t>
-      </w:r>
-    </w:p>
-    <w:p>
-      <w:pPr>
-        <w:spacing w:after="40"/>
+          <w:sz w:val="20"/>
+          <w:szCs w:val="20"/>
+        </w:rPr>
+        <w:t xml:space="preserve">helor of Computer Science, </w:t>
+      </w:r>
+      <w:r>
+        <w:rPr>
+          <w:sz w:val="20"/>
+          <w:szCs w:val="20"/>
+        </w:rPr>
+        <w:t xml:space="preserve">Holy Spirit University of </w:t>
+      </w:r>
+      <w:proofErr w:type="spellStart"/>
+      <w:r>
+        <w:rPr>
+          <w:sz w:val="20"/>
+          <w:szCs w:val="20"/>
+        </w:rPr>
+        <w:t>Kaslik</w:t>
+      </w:r>
+      <w:proofErr w:type="spellEnd"/>
+      <w:r>
+        <w:rPr>
+          <w:sz w:val="20"/>
+          <w:szCs w:val="20"/>
+        </w:rPr>
+        <w:t xml:space="preserve"> | 2023–Present</w:t>
+      </w:r>
+    </w:p>
+    <w:p>
+      <w:pPr>
+        <w:spacing w:after="100"/>
+        <w:rPr>
+          <w:sz w:val="20"/>
+          <w:szCs w:val="20"/>
+        </w:rPr>
       </w:pPr>
       <w:r>
         <w:rPr>
           <w:b/>
           <w:bCs/>
-        </w:rPr>
-        <w:t xml:space="preserve">Languages: </w:t>
-      </w:r>
-      <w:r>
-        <w:t xml:space="preserve">Arabic, English, French  |  </w:t>
-      </w:r>
+          <w:sz w:val="20"/>
+          <w:szCs w:val="20"/>
+        </w:rPr>
+        <w:t xml:space="preserve">Baccalaureate in SG, </w:t>
+      </w:r>
+      <w:r>
+        <w:rPr>
+          <w:sz w:val="20"/>
+          <w:szCs w:val="20"/>
+        </w:rPr>
+        <w:t xml:space="preserve">College Saint-Joseph des </w:t>
+      </w:r>
+      <w:proofErr w:type="spellStart"/>
+      <w:r>
+        <w:rPr>
+          <w:sz w:val="20"/>
+          <w:szCs w:val="20"/>
+        </w:rPr>
+        <w:t>Filles</w:t>
+      </w:r>
+      <w:proofErr w:type="spellEnd"/>
+      <w:r>
+        <w:rPr>
+          <w:sz w:val="20"/>
+          <w:szCs w:val="20"/>
+        </w:rPr>
+        <w:t xml:space="preserve"> de la </w:t>
+      </w:r>
+      <w:proofErr w:type="spellStart"/>
+      <w:r>
+        <w:rPr>
+          <w:sz w:val="20"/>
+          <w:szCs w:val="20"/>
+        </w:rPr>
+        <w:t>Charite</w:t>
+      </w:r>
+      <w:proofErr w:type="spellEnd"/>
+      <w:r>
+        <w:rPr>
+          <w:sz w:val="20"/>
+          <w:szCs w:val="20"/>
+        </w:rPr>
+        <w:t xml:space="preserve"> | 2006–2021</w:t>
+      </w:r>
+    </w:p>
+    <w:p>
+      <w:pPr>
+        <w:pStyle w:val="Heading1"/>
+        <w:rPr>
+          <w:color w:val="auto"/>
+        </w:rPr>
+      </w:pPr>
+      <w:r>
+        <w:rPr>
+          <w:color w:val="auto"/>
+        </w:rPr>
+        <w:t>Skills</w:t>
+      </w:r>
+    </w:p>
+    <w:p>
+      <w:pPr>
+        <w:spacing w:after="40"/>
+        <w:rPr>
+          <w:sz w:val="20"/>
+          <w:szCs w:val="20"/>
+        </w:rPr>
+      </w:pPr>
       <w:r>
         <w:rPr>
           <w:b/>
           <w:bCs/>
-        </w:rPr>
-        <w:t xml:space="preserve">Programming: </w:t>
-      </w:r>
-      <w:r>
-        <w:t xml:space="preserve">Python, Java, C++, C, JavaScript, HTML, CSS, PHP</w:t>
-      </w:r>
-    </w:p>
-    <w:p>
-      <w:pPr>
-        <w:spacing w:after="100"/>
-      </w:pPr>
+          <w:sz w:val="20"/>
+          <w:szCs w:val="20"/>
+        </w:rPr>
+        <w:t xml:space="preserve">Languages: </w:t>
+      </w:r>
+      <w:r>
+        <w:rPr>
+          <w:sz w:val="20"/>
+          <w:szCs w:val="20"/>
+        </w:rPr>
+        <w:t xml:space="preserve">Arabic, English, </w:t>
+      </w:r>
+      <w:proofErr w:type="gramStart"/>
+      <w:r>
+        <w:rPr>
+          <w:sz w:val="20"/>
+          <w:szCs w:val="20"/>
+        </w:rPr>
+        <w:t>French  |</w:t>
+      </w:r>
+      <w:proofErr w:type="gramEnd"/>
+      <w:r>
+        <w:rPr>
+          <w:sz w:val="20"/>
+          <w:szCs w:val="20"/>
+        </w:rPr>
+        <w:t xml:space="preserve">  </w:t>
+      </w:r>
       <w:r>
         <w:rPr>
           <w:b/>
           <w:bCs/>
-        </w:rPr>
-        <w:t xml:space="preserve">Frameworks: </w:t>
-      </w:r>
-      <w:r>
-        <w:t xml:space="preserve">Flask, Streamlit, NumPy, Pandas, scikit-learn, LangChain  |  </w:t>
-      </w:r>
+          <w:sz w:val="20"/>
+          <w:szCs w:val="20"/>
+        </w:rPr>
+        <w:t xml:space="preserve">Programming: </w:t>
+      </w:r>
+      <w:r>
+        <w:rPr>
+          <w:sz w:val="20"/>
+          <w:szCs w:val="20"/>
+        </w:rPr>
+        <w:t>Python, Java, C++, C, JavaScript, HTML, CSS</w:t>
+      </w:r>
+      <w:r>
+        <w:rPr>
+          <w:sz w:val="20"/>
+          <w:szCs w:val="20"/>
+        </w:rPr>
+        <w:t>, PHP</w:t>
+      </w:r>
+    </w:p>
+    <w:p>
+      <w:pPr>
+        <w:spacing w:after="100"/>
+        <w:rPr>
+          <w:sz w:val="20"/>
+          <w:szCs w:val="20"/>
+        </w:rPr>
+      </w:pPr>
       <w:r>
         <w:rPr>
           <w:b/>
           <w:bCs/>
-        </w:rPr>
-        <w:t xml:space="preserve">Tools: </w:t>
-      </w:r>
-      <w:r>
-        <w:t xml:space="preserve">AWS (Bedrock, ECS), Docker, PostgreSQL, FAISS, n8n</w:t>
-      </w:r>
-    </w:p>
-    <w:p>
-      <w:pPr>
-        <w:pStyle w:val="Heading1"/>
-      </w:pPr>
-      <w:r>
-        <w:t xml:space="preserve">Work Experience</w:t>
-      </w:r>
-    </w:p>
-    <w:p>
-      <w:pPr>
-        <w:spacing w:after="40"/>
-      </w:pPr>
+          <w:sz w:val="20"/>
+          <w:szCs w:val="20"/>
+        </w:rPr>
+        <w:t xml:space="preserve">Frameworks: </w:t>
+      </w:r>
+      <w:r>
+        <w:rPr>
+          <w:sz w:val="20"/>
+          <w:szCs w:val="20"/>
+        </w:rPr>
+        <w:t xml:space="preserve">Flask, </w:t>
+      </w:r>
+      <w:proofErr w:type="spellStart"/>
+      <w:r>
+        <w:rPr>
+          <w:sz w:val="20"/>
+          <w:szCs w:val="20"/>
+        </w:rPr>
+        <w:t>Streamlit</w:t>
+      </w:r>
+      <w:proofErr w:type="spellEnd"/>
+      <w:r>
+        <w:rPr>
+          <w:sz w:val="20"/>
+          <w:szCs w:val="20"/>
+        </w:rPr>
+        <w:t xml:space="preserve">, </w:t>
+      </w:r>
+      <w:proofErr w:type="spellStart"/>
+      <w:r>
+        <w:rPr>
+          <w:sz w:val="20"/>
+          <w:szCs w:val="20"/>
+        </w:rPr>
+        <w:t>NumPy</w:t>
+      </w:r>
+      <w:proofErr w:type="spellEnd"/>
+      <w:r>
+        <w:rPr>
+          <w:sz w:val="20"/>
+          <w:szCs w:val="20"/>
+        </w:rPr>
+        <w:t xml:space="preserve">, Pandas, </w:t>
+      </w:r>
+      <w:proofErr w:type="spellStart"/>
+      <w:r>
+        <w:rPr>
+          <w:sz w:val="20"/>
+          <w:szCs w:val="20"/>
+        </w:rPr>
+        <w:t>scikit</w:t>
+      </w:r>
+      <w:proofErr w:type="spellEnd"/>
+      <w:r>
+        <w:rPr>
+          <w:sz w:val="20"/>
+          <w:szCs w:val="20"/>
+        </w:rPr>
+        <w:t>-</w:t>
+      </w:r>
+      <w:proofErr w:type="gramStart"/>
+      <w:r>
+        <w:rPr>
+          <w:sz w:val="20"/>
+          <w:szCs w:val="20"/>
+        </w:rPr>
+        <w:t>learn</w:t>
+      </w:r>
+      <w:r>
+        <w:rPr>
+          <w:sz w:val="20"/>
+          <w:szCs w:val="20"/>
+        </w:rPr>
+        <w:t xml:space="preserve">  |</w:t>
+      </w:r>
+      <w:proofErr w:type="gramEnd"/>
+      <w:r>
+        <w:rPr>
+          <w:sz w:val="20"/>
+          <w:szCs w:val="20"/>
+        </w:rPr>
+        <w:t xml:space="preserve">  </w:t>
+      </w:r>
       <w:r>
         <w:rPr>
           <w:b/>
           <w:bCs/>
-        </w:rPr>
-        <w:t xml:space="preserve">Cloud AI/ML Engineer Intern</w:t>
-      </w:r>
-      <w:r>
-        <w:t xml:space="preserve"> | Zero&amp;One | Summer 2025</w:t>
+          <w:sz w:val="20"/>
+          <w:szCs w:val="20"/>
+        </w:rPr>
+        <w:t xml:space="preserve">Tools: </w:t>
+      </w:r>
+      <w:r>
+        <w:rPr>
+          <w:sz w:val="20"/>
+          <w:szCs w:val="20"/>
+        </w:rPr>
+        <w:t>n8n, Power BI, AWS, Docker, PostgreSQL, MySQL</w:t>
+      </w:r>
+    </w:p>
+    <w:p>
+      <w:pPr>
+        <w:pStyle w:val="Heading1"/>
+      </w:pPr>
+      <w:r>
+        <w:rPr>
+          <w:color w:val="auto"/>
+        </w:rPr>
+        <w:t>Work Experience</w:t>
+      </w:r>
+    </w:p>
+    <w:p>
+      <w:pPr>
+        <w:spacing w:after="40"/>
+        <w:rPr>
+          <w:sz w:val="20"/>
+          <w:szCs w:val="20"/>
+        </w:rPr>
+      </w:pPr>
+      <w:r>
+        <w:rPr>
+          <w:b/>
+          <w:bCs/>
+          <w:sz w:val="20"/>
+          <w:szCs w:val="20"/>
+        </w:rPr>
+        <w:t>Cloud AI/ML Engineer Intern</w:t>
+      </w:r>
+      <w:r>
+        <w:rPr>
+          <w:sz w:val="20"/>
+          <w:szCs w:val="20"/>
+        </w:rPr>
+        <w:t xml:space="preserve"> | </w:t>
+      </w:r>
+      <w:proofErr w:type="spellStart"/>
+      <w:r>
+        <w:rPr>
+          <w:sz w:val="20"/>
+          <w:szCs w:val="20"/>
+        </w:rPr>
+        <w:t>Zero&amp;One</w:t>
+      </w:r>
+      <w:proofErr w:type="spellEnd"/>
+      <w:r>
+        <w:rPr>
+          <w:sz w:val="20"/>
+          <w:szCs w:val="20"/>
+        </w:rPr>
+        <w:t xml:space="preserve"> | Summer 2025</w:t>
       </w:r>
     </w:p>
     <w:p>
@@ -209,9 +481,17 @@
           <w:numId w:val="2"/>
         </w:numPr>
         <w:spacing w:after="30"/>
-      </w:pPr>
-      <w:r>
-        <w:t xml:space="preserve">Designed and exposed RESTful CRUD APIs using Flask within a modular, service-oriented backend architecture</w:t>
+        <w:rPr>
+          <w:sz w:val="20"/>
+          <w:szCs w:val="20"/>
+        </w:rPr>
+      </w:pPr>
+      <w:r>
+        <w:rPr>
+          <w:sz w:val="20"/>
+          <w:szCs w:val="20"/>
+        </w:rPr>
+        <w:t>Designed and exposed RESTful CRUD APIs using Flask within a modular, service-oriented backend architecture</w:t>
       </w:r>
     </w:p>
     <w:p>
@@ -222,9 +502,33 @@
           <w:numId w:val="2"/>
         </w:numPr>
         <w:spacing w:after="30"/>
-      </w:pPr>
-      <w:r>
-        <w:t xml:space="preserve">Integrated AWS Bedrock into a serverless application to enable generative AI capabilities within a scalable cloud infrastructure</w:t>
+        <w:rPr>
+          <w:sz w:val="20"/>
+          <w:szCs w:val="20"/>
+        </w:rPr>
+      </w:pPr>
+      <w:r>
+        <w:rPr>
+          <w:sz w:val="20"/>
+          <w:szCs w:val="20"/>
+        </w:rPr>
+        <w:t xml:space="preserve">Integrated AWS Bedrock into a </w:t>
+      </w:r>
+      <w:proofErr w:type="spellStart"/>
+      <w:r>
+        <w:rPr>
+          <w:sz w:val="20"/>
+          <w:szCs w:val="20"/>
+        </w:rPr>
+        <w:t>serverless</w:t>
+      </w:r>
+      <w:proofErr w:type="spellEnd"/>
+      <w:r>
+        <w:rPr>
+          <w:sz w:val="20"/>
+          <w:szCs w:val="20"/>
+        </w:rPr>
+        <w:t xml:space="preserve"> application to enable generative AI capabilities within a scalable cloud infrastructure</w:t>
       </w:r>
     </w:p>
     <w:p>
@@ -235,9 +539,24 @@
           <w:numId w:val="2"/>
         </w:numPr>
         <w:spacing w:after="30"/>
-      </w:pPr>
-      <w:r>
-        <w:t xml:space="preserve">Built document embedding and retrieval pipelines using RAG architecture to enable semantic search over domain-specific content</w:t>
+        <w:rPr>
+          <w:sz w:val="20"/>
+          <w:szCs w:val="20"/>
+        </w:rPr>
+      </w:pPr>
+      <w:r>
+        <w:rPr>
+          <w:sz w:val="20"/>
+          <w:szCs w:val="20"/>
+        </w:rPr>
+        <w:t>Built document embed</w:t>
+      </w:r>
+      <w:r>
+        <w:rPr>
+          <w:sz w:val="20"/>
+          <w:szCs w:val="20"/>
+        </w:rPr>
+        <w:t>ding and retrieval pipelines using RAG architecture to enable semantic search over domain-specific content</w:t>
       </w:r>
     </w:p>
     <w:p>
@@ -248,24 +567,58 @@
           <w:numId w:val="2"/>
         </w:numPr>
         <w:spacing w:after="100"/>
-      </w:pPr>
-      <w:r>
-        <w:t xml:space="preserve">Delivered backend features collaboratively within a 6-person intern team across cloud deployment and ML-backed service workflows</w:t>
+        <w:rPr>
+          <w:sz w:val="20"/>
+          <w:szCs w:val="20"/>
+        </w:rPr>
+      </w:pPr>
+      <w:r>
+        <w:rPr>
+          <w:sz w:val="20"/>
+          <w:szCs w:val="20"/>
+        </w:rPr>
+        <w:t>Delivered backend features collaboratively within a 6-person intern team across cloud deployment and ML-backed service workflows</w:t>
       </w:r>
     </w:p>
     <w:p>
       <w:pPr>
         <w:spacing w:after="40"/>
+        <w:rPr>
+          <w:sz w:val="20"/>
+          <w:szCs w:val="20"/>
+        </w:rPr>
       </w:pPr>
       <w:r>
         <w:rPr>
           <w:b/>
           <w:bCs/>
-        </w:rPr>
-        <w:t xml:space="preserve">Customer Service &amp; Operations Associate</w:t>
-      </w:r>
-      <w:r>
-        <w:t xml:space="preserve"> | Anthony's Foodhub | May 2021–Present</w:t>
+          <w:sz w:val="20"/>
+          <w:szCs w:val="20"/>
+        </w:rPr>
+        <w:t>Waiter</w:t>
+      </w:r>
+      <w:r>
+        <w:rPr>
+          <w:sz w:val="20"/>
+          <w:szCs w:val="20"/>
+        </w:rPr>
+        <w:t xml:space="preserve"> | Anthony's </w:t>
+      </w:r>
+      <w:proofErr w:type="spellStart"/>
+      <w:r>
+        <w:rPr>
+          <w:sz w:val="20"/>
+          <w:szCs w:val="20"/>
+        </w:rPr>
+        <w:t>Foodhub</w:t>
+      </w:r>
+      <w:proofErr w:type="spellEnd"/>
+      <w:r>
+        <w:rPr>
+          <w:sz w:val="20"/>
+          <w:szCs w:val="20"/>
+        </w:rPr>
+        <w:t xml:space="preserve"> | May 2021–Present</w:t>
       </w:r>
     </w:p>
     <w:p>
@@ -276,9 +629,17 @@
           <w:numId w:val="2"/>
         </w:numPr>
         <w:spacing w:after="30"/>
-      </w:pPr>
-      <w:r>
-        <w:t xml:space="preserve">Demonstrated reliability and time management while balancing work with full-time studies</w:t>
+        <w:rPr>
+          <w:sz w:val="20"/>
+          <w:szCs w:val="20"/>
+        </w:rPr>
+      </w:pPr>
+      <w:r>
+        <w:rPr>
+          <w:sz w:val="20"/>
+          <w:szCs w:val="20"/>
+        </w:rPr>
+        <w:t>Demonstrated reliability and time management while balancing work with full-time studies</w:t>
       </w:r>
     </w:p>
     <w:p>
@@ -289,31 +650,64 @@
           <w:numId w:val="2"/>
         </w:numPr>
         <w:spacing w:after="100"/>
-      </w:pPr>
-      <w:r>
-        <w:t xml:space="preserve">Thrived in a fast-paced, team-oriented environment with consistent professionalism</w:t>
+        <w:rPr>
+          <w:sz w:val="20"/>
+          <w:szCs w:val="20"/>
+        </w:rPr>
+      </w:pPr>
+      <w:r>
+        <w:rPr>
+          <w:sz w:val="20"/>
+          <w:szCs w:val="20"/>
+        </w:rPr>
+        <w:t>Thrived in a fast-paced, team-oriented environment with consistent professionalism</w:t>
       </w:r>
     </w:p>
     <w:p>
       <w:pPr>
         <w:pStyle w:val="Heading1"/>
-      </w:pPr>
-      <w:r>
-        <w:t xml:space="preserve">Projects</w:t>
+        <w:rPr>
+          <w:color w:val="auto"/>
+        </w:rPr>
+      </w:pPr>
+      <w:r>
+        <w:rPr>
+          <w:color w:val="auto"/>
+        </w:rPr>
+        <w:t>Projects</w:t>
       </w:r>
     </w:p>
     <w:p>
       <w:pPr>
         <w:spacing w:after="40"/>
+        <w:rPr>
+          <w:sz w:val="20"/>
+          <w:szCs w:val="20"/>
+        </w:rPr>
       </w:pPr>
       <w:r>
         <w:rPr>
           <w:b/>
           <w:bCs/>
-        </w:rPr>
-        <w:t xml:space="preserve">AI Triage Workflow</w:t>
-      </w:r>
-      <w:r>
+          <w:sz w:val="20"/>
+          <w:szCs w:val="20"/>
+        </w:rPr>
+        <w:t>AI Triage Workfl</w:t>
+      </w:r>
+      <w:r>
+        <w:rPr>
+          <w:b/>
+          <w:bCs/>
+          <w:sz w:val="20"/>
+          <w:szCs w:val="20"/>
+        </w:rPr>
+        <w:t>ow</w:t>
+      </w:r>
+      <w:r>
+        <w:rPr>
+          <w:sz w:val="20"/>
+          <w:szCs w:val="20"/>
+        </w:rPr>
         <w:t xml:space="preserve"> | n8n, LLM Orchestration</w:t>
       </w:r>
     </w:p>
@@ -325,9 +719,24 @@
           <w:numId w:val="2"/>
         </w:numPr>
         <w:spacing w:after="30"/>
-      </w:pPr>
-      <w:r>
-        <w:t xml:space="preserve">Designed a deterministic four-stage LLM pipeline (ingestion → parallel classification/enrichment → parsing → decision engine) to transform unstructured support messages into structured, machine-readable records for downstream automation</w:t>
+        <w:rPr>
+          <w:sz w:val="20"/>
+          <w:szCs w:val="20"/>
+        </w:rPr>
+      </w:pPr>
+      <w:r>
+        <w:rPr>
+          <w:sz w:val="20"/>
+          <w:szCs w:val="20"/>
+        </w:rPr>
+        <w:t>Designed a deterministic four-stage LLM pipeline (ingestion → parallel classification/enrichment → parsing → decision engine) to transform unstructured support messages into structured, machine-readable records for downstream au</w:t>
+      </w:r>
+      <w:r>
+        <w:rPr>
+          <w:sz w:val="20"/>
+          <w:szCs w:val="20"/>
+        </w:rPr>
+        <w:t>tomation</w:t>
       </w:r>
     </w:p>
     <w:p>
@@ -338,9 +747,17 @@
           <w:numId w:val="2"/>
         </w:numPr>
         <w:spacing w:after="30"/>
-      </w:pPr>
-      <w:r>
-        <w:t xml:space="preserve">Implemented parallel LLM calls with strict JSON schemas to classify messages by category, priority, and confidence while extracting structured fields with explicit null-handling to eliminate parsing failures</w:t>
+        <w:rPr>
+          <w:sz w:val="20"/>
+          <w:szCs w:val="20"/>
+        </w:rPr>
+      </w:pPr>
+      <w:r>
+        <w:rPr>
+          <w:sz w:val="20"/>
+          <w:szCs w:val="20"/>
+        </w:rPr>
+        <w:t>Implemented parallel LLM calls with strict JSON schemas to classify messages by category, priority, and confidence while extracting structured fields with explicit null-handling to eliminate parsing failures</w:t>
       </w:r>
     </w:p>
     <w:p>
@@ -351,25 +768,61 @@
           <w:numId w:val="2"/>
         </w:numPr>
         <w:spacing w:after="100"/>
-      </w:pPr>
-      <w:r>
-        <w:t xml:space="preserve">Built rule-based decision engine consolidating routing logic, priority computation, and escalation rules into a single, centralized, auditable code node for consistency and maintainability</w:t>
+        <w:rPr>
+          <w:sz w:val="20"/>
+          <w:szCs w:val="20"/>
+        </w:rPr>
+      </w:pPr>
+      <w:r>
+        <w:rPr>
+          <w:sz w:val="20"/>
+          <w:szCs w:val="20"/>
+        </w:rPr>
+        <w:t>Built rule-based decision engine consol</w:t>
+      </w:r>
+      <w:r>
+        <w:rPr>
+          <w:sz w:val="20"/>
+          <w:szCs w:val="20"/>
+        </w:rPr>
+        <w:t>idating routing logic, priority computation, and escalation rules into a single, centralized, auditable code node for consistency and maintainability</w:t>
       </w:r>
     </w:p>
     <w:p>
       <w:pPr>
         <w:spacing w:after="40"/>
-      </w:pPr>
+        <w:rPr>
+          <w:sz w:val="20"/>
+          <w:szCs w:val="20"/>
+        </w:rPr>
+      </w:pPr>
+      <w:proofErr w:type="spellStart"/>
       <w:r>
         <w:rPr>
           <w:b/>
           <w:bCs/>
-        </w:rPr>
-        <w:t xml:space="preserve">CloudQ</w:t>
-      </w:r>
-      <w:r>
-        <w:t xml:space="preserve"> | RAG-based learning platform chatbot</w:t>
-      </w:r>
+          <w:sz w:val="20"/>
+          <w:szCs w:val="20"/>
+        </w:rPr>
+        <w:t>CloudQ</w:t>
+      </w:r>
+      <w:proofErr w:type="spellEnd"/>
+      <w:r>
+        <w:rPr>
+          <w:sz w:val="20"/>
+          <w:szCs w:val="20"/>
+        </w:rPr>
+        <w:t xml:space="preserve"> | RAG-based learning platform </w:t>
+      </w:r>
+      <w:proofErr w:type="spellStart"/>
+      <w:r>
+        <w:rPr>
+          <w:sz w:val="20"/>
+          <w:szCs w:val="20"/>
+        </w:rPr>
+        <w:t>chatbot</w:t>
+      </w:r>
+      <w:proofErr w:type="spellEnd"/>
     </w:p>
     <w:p>
       <w:pPr>
@@ -379,9 +832,40 @@
           <w:numId w:val="2"/>
         </w:numPr>
         <w:spacing w:after="30"/>
-      </w:pPr>
-      <w:r>
-        <w:t xml:space="preserve">Developed a RAG-based chatbot using AWS services to answer course-specific queries against embedded document knowledge bases</w:t>
+        <w:rPr>
+          <w:sz w:val="20"/>
+          <w:szCs w:val="20"/>
+        </w:rPr>
+      </w:pPr>
+      <w:r>
+        <w:rPr>
+          <w:sz w:val="20"/>
+          <w:szCs w:val="20"/>
+        </w:rPr>
+        <w:t xml:space="preserve">Developed a RAG-based </w:t>
+      </w:r>
+      <w:proofErr w:type="spellStart"/>
+      <w:r>
+        <w:rPr>
+          <w:sz w:val="20"/>
+          <w:szCs w:val="20"/>
+        </w:rPr>
+        <w:t>chatbot</w:t>
+      </w:r>
+      <w:proofErr w:type="spellEnd"/>
+      <w:r>
+        <w:rPr>
+          <w:sz w:val="20"/>
+          <w:szCs w:val="20"/>
+        </w:rPr>
+        <w:t xml:space="preserve"> using AWS services to answer co</w:t>
+      </w:r>
+      <w:r>
+        <w:rPr>
+          <w:sz w:val="20"/>
+          <w:szCs w:val="20"/>
+        </w:rPr>
+        <w:t>urse-specific queries against embedded document knowledge bases</w:t>
       </w:r>
     </w:p>
     <w:p>
@@ -392,9 +876,17 @@
           <w:numId w:val="2"/>
         </w:numPr>
         <w:spacing w:after="30"/>
-      </w:pPr>
-      <w:r>
-        <w:t xml:space="preserve">Implemented an end-to-end embedding and retrieval pipeline achieving high answer accuracy on indexed course material in a controlled demo environment</w:t>
+        <w:rPr>
+          <w:sz w:val="20"/>
+          <w:szCs w:val="20"/>
+        </w:rPr>
+      </w:pPr>
+      <w:r>
+        <w:rPr>
+          <w:sz w:val="20"/>
+          <w:szCs w:val="20"/>
+        </w:rPr>
+        <w:t>Implemented an end-to-end embedding and retrieval pipeline achieving high answer accuracy on indexed course material in a controlled demo environment</w:t>
       </w:r>
     </w:p>
     <w:p>
@@ -405,24 +897,56 @@
           <w:numId w:val="2"/>
         </w:numPr>
         <w:spacing w:after="100"/>
-      </w:pPr>
-      <w:r>
-        <w:t xml:space="preserve">Architected the system with a modular retrieval layer decoupled from the generation layer, enabling straightforward swapping of embedding models or LLM providers without restructuring the pipeline</w:t>
+        <w:rPr>
+          <w:sz w:val="20"/>
+          <w:szCs w:val="20"/>
+        </w:rPr>
+      </w:pPr>
+      <w:r>
+        <w:rPr>
+          <w:sz w:val="20"/>
+          <w:szCs w:val="20"/>
+        </w:rPr>
+        <w:t>Architected the system with a modular retr</w:t>
+      </w:r>
+      <w:r>
+        <w:rPr>
+          <w:sz w:val="20"/>
+          <w:szCs w:val="20"/>
+        </w:rPr>
+        <w:t>ieval layer decoupled from the generation layer, enabling straightforward swapping of embedding models or LLM providers without restructuring the pipeline</w:t>
       </w:r>
     </w:p>
     <w:p>
       <w:pPr>
         <w:spacing w:after="40"/>
+        <w:rPr>
+          <w:sz w:val="20"/>
+          <w:szCs w:val="20"/>
+        </w:rPr>
       </w:pPr>
       <w:r>
         <w:rPr>
           <w:b/>
           <w:bCs/>
-        </w:rPr>
-        <w:t xml:space="preserve">Post-COVID Analytics</w:t>
-      </w:r>
-      <w:r>
-        <w:t xml:space="preserve"> | Python, SQL, Power BI</w:t>
+          <w:sz w:val="20"/>
+          <w:szCs w:val="20"/>
+        </w:rPr>
+        <w:t>Post-COVID Analytics</w:t>
+      </w:r>
+      <w:r>
+        <w:rPr>
+          <w:sz w:val="20"/>
+          <w:szCs w:val="20"/>
+        </w:rPr>
+        <w:t xml:space="preserve"> | Python, </w:t>
+      </w:r>
+      <w:r>
+        <w:rPr>
+          <w:sz w:val="20"/>
+          <w:szCs w:val="20"/>
+        </w:rPr>
+        <w:t>Power BI</w:t>
       </w:r>
     </w:p>
     <w:p>
@@ -433,9 +957,24 @@
           <w:numId w:val="2"/>
         </w:numPr>
         <w:spacing w:after="30"/>
-      </w:pPr>
-      <w:r>
-        <w:t xml:space="preserve">Cleaned and analyzed a health and cognitive dataset using Python and SQL, uncovering correlations across key post-COVID indicators</w:t>
+        <w:rPr>
+          <w:sz w:val="20"/>
+          <w:szCs w:val="20"/>
+        </w:rPr>
+      </w:pPr>
+      <w:r>
+        <w:rPr>
+          <w:sz w:val="20"/>
+          <w:szCs w:val="20"/>
+        </w:rPr>
+        <w:t>Cleaned and analyzed a health and cognitive dataset using Python</w:t>
+      </w:r>
+      <w:r>
+        <w:rPr>
+          <w:sz w:val="20"/>
+          <w:szCs w:val="20"/>
+        </w:rPr>
+        <w:t>, uncovering correlations across key post-COVID indicators</w:t>
       </w:r>
     </w:p>
     <w:p>
@@ -446,17 +985,31 @@
           <w:numId w:val="2"/>
         </w:numPr>
         <w:spacing w:after="100"/>
-      </w:pPr>
-      <w:r>
-        <w:t xml:space="preserve">Built a multi-view Power BI dashboard covering all major features and variable relationships to communicate findings to non-technical audiences</w:t>
+        <w:rPr>
+          <w:sz w:val="20"/>
+          <w:szCs w:val="20"/>
+        </w:rPr>
+      </w:pPr>
+      <w:r>
+        <w:rPr>
+          <w:sz w:val="20"/>
+          <w:szCs w:val="20"/>
+        </w:rPr>
+        <w:t>Built a multi-view Power BI dashboard covering all major features and variable relationships to communicate findings to non-technical audiences</w:t>
       </w:r>
     </w:p>
     <w:p>
       <w:pPr>
         <w:pStyle w:val="Heading1"/>
-      </w:pPr>
-      <w:r>
-        <w:t xml:space="preserve">Volunteering</w:t>
+        <w:rPr>
+          <w:color w:val="auto"/>
+        </w:rPr>
+      </w:pPr>
+      <w:r>
+        <w:rPr>
+          <w:color w:val="auto"/>
+        </w:rPr>
+        <w:t>Volunteering</w:t>
       </w:r>
     </w:p>
     <w:p>
@@ -466,111 +1019,72 @@
           <w:ilvl w:val="0"/>
           <w:numId w:val="2"/>
         </w:numPr>
+        <w:rPr>
+          <w:sz w:val="20"/>
+          <w:szCs w:val="20"/>
+        </w:rPr>
       </w:pPr>
       <w:r>
         <w:rPr>
           <w:b/>
           <w:bCs/>
-        </w:rPr>
-        <w:t xml:space="preserve">Scouts du Liban</w:t>
-      </w:r>
-      <w:r>
-        <w:t xml:space="preserve"> | Member (2015–Present), Patrol Chief (2019–2021), Team Chief (2024–Present)</w:t>
+          <w:sz w:val="20"/>
+          <w:szCs w:val="20"/>
+        </w:rPr>
+        <w:t xml:space="preserve">Scouts du </w:t>
+      </w:r>
+      <w:proofErr w:type="spellStart"/>
+      <w:r>
+        <w:rPr>
+          <w:b/>
+          <w:bCs/>
+          <w:sz w:val="20"/>
+          <w:szCs w:val="20"/>
+        </w:rPr>
+        <w:t>Liban</w:t>
+      </w:r>
+      <w:proofErr w:type="spellEnd"/>
+      <w:r>
+        <w:rPr>
+          <w:sz w:val="20"/>
+          <w:szCs w:val="20"/>
+        </w:rPr>
+        <w:t xml:space="preserve"> | Member</w:t>
+      </w:r>
+      <w:r>
+        <w:rPr>
+          <w:sz w:val="20"/>
+          <w:szCs w:val="20"/>
+        </w:rPr>
+        <w:t xml:space="preserve"> (201</w:t>
+      </w:r>
+      <w:bookmarkStart w:id="0" w:name="_GoBack"/>
+      <w:bookmarkEnd w:id="0"/>
+      <w:r>
+        <w:rPr>
+          <w:sz w:val="20"/>
+          <w:szCs w:val="20"/>
+        </w:rPr>
+        <w:t>5–Present), Patrol Chief (2019–2021), Team Chief (2024–Present)</w:t>
       </w:r>
     </w:p>
     <w:sectPr>
-      <w:pgSz w:w="12240" w:h="15840" w:orient="portrait"/>
+      <w:pgSz w:w="12240" w:h="15840"/>
       <w:pgMar w:top="1080" w:right="1080" w:bottom="1080" w:left="1080" w:header="708" w:footer="708" w:gutter="0"/>
-      <w:pgNumType/>
+      <w:cols w:space="720"/>
       <w:docGrid w:linePitch="360"/>
     </w:sectPr>
   </w:body>
 </w:document>
 </file>
 
-<file path=word/comments.xml><?xml version="1.0" encoding="utf-8"?>
-<w:comments xmlns:cx="http://schemas.microsoft.com/office/drawing/2014/chartex" xmlns:cx1="http://schemas.microsoft.com/office/drawing/2015/9/8/chartex" xmlns:cx2="http://schemas.microsoft.com/office/drawing/2015/10/21/chartex" xmlns:cx3="http://schemas.microsoft.com/office/drawing/2016/5/9/chartex" xmlns:cx4="http://schemas.microsoft.com/office/drawing/2016/5/10/chartex" xmlns:cx5="http://schemas.microsoft.com/office/drawing/2016/5/11/chartex" xmlns:cx6="http://schemas.microsoft.com/office/drawing/2016/5/12/chartex" xmlns:cx7="http://schemas.microsoft.com/office/drawing/2016/5/13/chartex" xmlns:cx8="http://schemas.microsoft.com/office/drawing/2016/5/14/chartex" xmlns:mc="http://schemas.openxmlformats.org/markup-compatibility/2006" xmlns:aink="http://schemas.microsoft.com/office/drawing/2016/ink" xmlns:am3d="http://schemas.microsoft.com/office/drawing/2017/model3d" xmlns:o="urn:schemas-microsoft-com:office:office" xmlns:r="http://schemas.openxmlformats.org/officeDocument/2006/relationships" xmlns:m="http://schemas.openxmlformats.org/officeDocument/2006/math" xmlns:v="urn:schemas-microsoft-com:vml" xmlns:wp14="http://schemas.microsoft.com/office/word/2010/wordprocessingDrawing" xmlns:wp="http://schemas.openxmlformats.org/drawingml/2006/wordprocessingDrawing" xmlns:w10="urn:schemas-microsoft-com:office:word" xmlns:w="http://schemas.openxmlformats.org/wordprocessingml/2006/main" xmlns:w14="http://schemas.microsoft.com/office/word/2010/wordml" xmlns:w15="http://schemas.microsoft.com/office/word/2012/wordml" xmlns:w16cex="http://schemas.microsoft.com/office/word/2018/wordml/cex" xmlns:w16cid="http://schemas.microsoft.com/office/word/2016/wordml/cid" xmlns:w16="http://schemas.microsoft.com/office/word/2018/wordml" xmlns:w16sdtdh="http://schemas.microsoft.com/office/word/2020/wordml/sdtdatahash" xmlns:w16se="http://schemas.microsoft.com/office/word/2015/wordml/symex" xmlns:wpg="http://schemas.microsoft.com/office/word/2010/wordprocessingGroup" xmlns:wpi="http://schemas.microsoft.com/office/word/2010/wordprocessingInk" xmlns:wne="http://schemas.microsoft.com/office/word/2006/wordml" xmlns:wps="http://schemas.microsoft.com/office/word/2010/wordprocessingShape"/>
-</file>
-
-<file path=word/endnotes.xml><?xml version="1.0" encoding="utf-8"?>
-<w:endnotes xmlns:wpc="http://schemas.microsoft.com/office/word/2010/wordprocessingCanvas" xmlns:mc="http://schemas.openxmlformats.org/markup-compatibility/2006" xmlns:o="urn:schemas-microsoft-com:office:office" xmlns:r="http://schemas.openxmlformats.org/officeDocument/2006/relationships" xmlns:m="http://schemas.openxmlformats.org/officeDocument/2006/math" xmlns:v="urn:schemas-microsoft-com:vml" xmlns:wp14="http://schemas.microsoft.com/office/word/2010/wordprocessingDrawing" xmlns:wp="http://schemas.openxmlformats.org/drawingml/2006/wordprocessingDrawing" xmlns:w10="urn:schemas-microsoft-com:office:word" xmlns:w="http://schemas.openxmlformats.org/wordprocessingml/2006/main" xmlns:w14="http://schemas.microsoft.com/office/word/2010/wordml" xmlns:w15="http://schemas.microsoft.com/office/word/2012/wordml" xmlns:wpg="http://schemas.microsoft.com/office/word/2010/wordprocessingGroup" xmlns:wpi="http://schemas.microsoft.com/office/word/2010/wordprocessingInk" xmlns:wne="http://schemas.microsoft.com/office/word/2006/wordml" xmlns:wps="http://schemas.microsoft.com/office/word/2010/wordprocessingShape" mc:Ignorable="w14 w15 wp14">
-  <w:endnote w:type="separator" w:id="-1">
-    <w:p>
-      <w:pPr>
-        <w:spacing w:after="0" w:line="240" w:lineRule="auto"/>
-      </w:pPr>
-      <w:r>
-        <w:rPr>
-          <w:rStyle w:val="EndnoteReference"/>
-        </w:rPr>
-        <w:endnoteRef/>
-      </w:r>
-      <w:r>
-        <w:separator/>
-      </w:r>
-    </w:p>
-  </w:endnote>
-  <w:endnote w:type="continuationSeparator" w:id="0">
-    <w:p>
-      <w:pPr>
-        <w:spacing w:after="0" w:line="240" w:lineRule="auto"/>
-      </w:pPr>
-      <w:r>
-        <w:rPr>
-          <w:rStyle w:val="EndnoteReference"/>
-        </w:rPr>
-        <w:endnoteRef/>
-      </w:r>
-      <w:r>
-        <w:continuationSeparator/>
-      </w:r>
-    </w:p>
-  </w:endnote>
-</w:endnotes>
-</file>
-
-<file path=word/footnotes.xml><?xml version="1.0" encoding="utf-8"?>
-<w:footnotes xmlns:wpc="http://schemas.microsoft.com/office/word/2010/wordprocessingCanvas" xmlns:mc="http://schemas.openxmlformats.org/markup-compatibility/2006" xmlns:o="urn:schemas-microsoft-com:office:office" xmlns:r="http://schemas.openxmlformats.org/officeDocument/2006/relationships" xmlns:m="http://schemas.openxmlformats.org/officeDocument/2006/math" xmlns:v="urn:schemas-microsoft-com:vml" xmlns:wp14="http://schemas.microsoft.com/office/word/2010/wordprocessingDrawing" xmlns:wp="http://schemas.openxmlformats.org/drawingml/2006/wordprocessingDrawing" xmlns:w10="urn:schemas-microsoft-com:office:word" xmlns:w="http://schemas.openxmlformats.org/wordprocessingml/2006/main" xmlns:w14="http://schemas.microsoft.com/office/word/2010/wordml" xmlns:w15="http://schemas.microsoft.com/office/word/2012/wordml" xmlns:wpg="http://schemas.microsoft.com/office/word/2010/wordprocessingGroup" xmlns:wpi="http://schemas.microsoft.com/office/word/2010/wordprocessingInk" xmlns:wne="http://schemas.microsoft.com/office/word/2006/wordml" xmlns:wps="http://schemas.microsoft.com/office/word/2010/wordprocessingShape" mc:Ignorable="w14 w15 wp14">
-  <w:footnote w:type="separator" w:id="-1">
-    <w:p>
-      <w:pPr>
-        <w:spacing w:after="0" w:line="240" w:lineRule="auto"/>
-      </w:pPr>
-      <w:r>
-        <w:rPr>
-          <w:rStyle w:val="FootnoteReference"/>
-        </w:rPr>
-        <w:footnoteRef/>
-      </w:r>
-      <w:r>
-        <w:separator/>
-      </w:r>
-    </w:p>
-  </w:footnote>
-  <w:footnote w:type="continuationSeparator" w:id="0">
-    <w:p>
-      <w:pPr>
-        <w:spacing w:after="0" w:line="240" w:lineRule="auto"/>
-      </w:pPr>
-      <w:r>
-        <w:rPr>
-          <w:rStyle w:val="FootnoteReference"/>
-        </w:rPr>
-        <w:footnoteRef/>
-      </w:r>
-      <w:r>
-        <w:continuationSeparator/>
-      </w:r>
-    </w:p>
-  </w:footnote>
-</w:footnotes>
-</file>
-
 <file path=word/numbering.xml><?xml version="1.0" encoding="utf-8"?>
-<w:numbering xmlns:wpc="http://schemas.microsoft.com/office/word/2010/wordprocessingCanvas" xmlns:mc="http://schemas.openxmlformats.org/markup-compatibility/2006" xmlns:o="urn:schemas-microsoft-com:office:office" xmlns:r="http://schemas.openxmlformats.org/officeDocument/2006/relationships" xmlns:m="http://schemas.openxmlformats.org/officeDocument/2006/math" xmlns:v="urn:schemas-microsoft-com:vml" xmlns:wp14="http://schemas.microsoft.com/office/word/2010/wordprocessingDrawing" xmlns:wp="http://schemas.openxmlformats.org/drawingml/2006/wordprocessingDrawing" xmlns:w10="urn:schemas-microsoft-com:office:word" xmlns:w="http://schemas.openxmlformats.org/wordprocessingml/2006/main" xmlns:w14="http://schemas.microsoft.com/office/word/2010/wordml" xmlns:w15="http://schemas.microsoft.com/office/word/2012/wordml" xmlns:wpg="http://schemas.microsoft.com/office/word/2010/wordprocessingGroup" xmlns:wpi="http://schemas.microsoft.com/office/word/2010/wordprocessingInk" xmlns:wne="http://schemas.microsoft.com/office/word/2006/wordml" xmlns:wps="http://schemas.microsoft.com/office/word/2010/wordprocessingShape" mc:Ignorable="w14 w15 wp14">
-  <w:abstractNum w:abstractNumId="1" w15:restartNumberingAfterBreak="0">
+<w:numbering xmlns:wpc="http://schemas.microsoft.com/office/word/2010/wordprocessingCanvas" xmlns:cx="http://schemas.microsoft.com/office/drawing/2014/chartex" xmlns:cx1="http://schemas.microsoft.com/office/drawing/2015/9/8/chartex" xmlns:mc="http://schemas.openxmlformats.org/markup-compatibility/2006" xmlns:o="urn:schemas-microsoft-com:office:office" xmlns:r="http://schemas.openxmlformats.org/officeDocument/2006/relationships" xmlns:m="http://schemas.openxmlformats.org/officeDocument/2006/math" xmlns:v="urn:schemas-microsoft-com:vml" xmlns:wp14="http://schemas.microsoft.com/office/word/2010/wordprocessingDrawing" xmlns:wp="http://schemas.openxmlformats.org/drawingml/2006/wordprocessingDrawing" xmlns:w10="urn:schemas-microsoft-com:office:word" xmlns:w="http://schemas.openxmlformats.org/wordprocessingml/2006/main" xmlns:w14="http://schemas.microsoft.com/office/word/2010/wordml" xmlns:w15="http://schemas.microsoft.com/office/word/2012/wordml" xmlns:w16se="http://schemas.microsoft.com/office/word/2015/wordml/symex" xmlns:wpg="http://schemas.microsoft.com/office/word/2010/wordprocessingGroup" xmlns:wpi="http://schemas.microsoft.com/office/word/2010/wordprocessingInk" xmlns:wne="http://schemas.microsoft.com/office/word/2006/wordml" xmlns:wps="http://schemas.microsoft.com/office/word/2010/wordprocessingShape" mc:Ignorable="w14 w15 w16se wp14">
+  <w:abstractNum w:abstractNumId="0" w15:restartNumberingAfterBreak="0">
+    <w:nsid w:val="41F044A1"/>
     <w:multiLevelType w:val="hybridMultilevel"/>
-    <w:lvl w:ilvl="0" w15:tentative="1">
+    <w:tmpl w:val="398891C0"/>
+    <w:lvl w:ilvl="0" w:tplc="1A80E4C6">
       <w:start w:val="1"/>
       <w:numFmt w:val="bullet"/>
       <w:lvlText w:val="●"/>
@@ -579,7 +1093,7 @@
         <w:ind w:left="720" w:hanging="360"/>
       </w:pPr>
     </w:lvl>
-    <w:lvl w:ilvl="1" w15:tentative="1">
+    <w:lvl w:ilvl="1" w:tplc="01FEBC30">
       <w:start w:val="1"/>
       <w:numFmt w:val="bullet"/>
       <w:lvlText w:val="○"/>
@@ -588,7 +1102,7 @@
         <w:ind w:left="1440" w:hanging="360"/>
       </w:pPr>
     </w:lvl>
-    <w:lvl w:ilvl="2" w15:tentative="1">
+    <w:lvl w:ilvl="2" w:tplc="36247F46">
       <w:start w:val="1"/>
       <w:numFmt w:val="bullet"/>
       <w:lvlText w:val="■"/>
@@ -597,7 +1111,7 @@
         <w:ind w:left="2160" w:hanging="360"/>
       </w:pPr>
     </w:lvl>
-    <w:lvl w:ilvl="3" w15:tentative="1">
+    <w:lvl w:ilvl="3" w:tplc="35D21302">
       <w:start w:val="1"/>
       <w:numFmt w:val="bullet"/>
       <w:lvlText w:val="●"/>
@@ -606,7 +1120,7 @@
         <w:ind w:left="2880" w:hanging="360"/>
       </w:pPr>
     </w:lvl>
-    <w:lvl w:ilvl="4" w15:tentative="1">
+    <w:lvl w:ilvl="4" w:tplc="979A7CEC">
       <w:start w:val="1"/>
       <w:numFmt w:val="bullet"/>
       <w:lvlText w:val="○"/>
@@ -615,7 +1129,7 @@
         <w:ind w:left="3600" w:hanging="360"/>
       </w:pPr>
     </w:lvl>
-    <w:lvl w:ilvl="5" w15:tentative="1">
+    <w:lvl w:ilvl="5" w:tplc="C8747FD2">
       <w:start w:val="1"/>
       <w:numFmt w:val="bullet"/>
       <w:lvlText w:val="■"/>
@@ -624,7 +1138,7 @@
         <w:ind w:left="4320" w:hanging="360"/>
       </w:pPr>
     </w:lvl>
-    <w:lvl w:ilvl="6" w15:tentative="1">
+    <w:lvl w:ilvl="6" w:tplc="1CCC2570">
       <w:start w:val="1"/>
       <w:numFmt w:val="bullet"/>
       <w:lvlText w:val="●"/>
@@ -633,7 +1147,7 @@
         <w:ind w:left="5040" w:hanging="360"/>
       </w:pPr>
     </w:lvl>
-    <w:lvl w:ilvl="7" w15:tentative="1">
+    <w:lvl w:ilvl="7" w:tplc="7F06AA92">
       <w:start w:val="1"/>
       <w:numFmt w:val="bullet"/>
       <w:lvlText w:val="●"/>
@@ -642,7 +1156,7 @@
         <w:ind w:left="5760" w:hanging="360"/>
       </w:pPr>
     </w:lvl>
-    <w:lvl w:ilvl="8" w15:tentative="1">
+    <w:lvl w:ilvl="8" w:tplc="39AE35BC">
       <w:start w:val="1"/>
       <w:numFmt w:val="bullet"/>
       <w:lvlText w:val="●"/>
@@ -652,9 +1166,11 @@
       </w:pPr>
     </w:lvl>
   </w:abstractNum>
-  <w:abstractNum w:abstractNumId="2" w15:restartNumberingAfterBreak="0">
+  <w:abstractNum w:abstractNumId="1" w15:restartNumberingAfterBreak="0">
+    <w:nsid w:val="6E283F67"/>
     <w:multiLevelType w:val="hybridMultilevel"/>
-    <w:lvl w:ilvl="0" w15:tentative="1">
+    <w:tmpl w:val="1B085790"/>
+    <w:lvl w:ilvl="0" w:tplc="A5A67A4E">
       <w:start w:val="1"/>
       <w:numFmt w:val="bullet"/>
       <w:lvlText w:val="•"/>
@@ -663,15 +1179,55 @@
         <w:ind w:left="720" w:hanging="360"/>
       </w:pPr>
     </w:lvl>
+    <w:lvl w:ilvl="1" w:tplc="69E4B8BA">
+      <w:numFmt w:val="decimal"/>
+      <w:lvlText w:val=""/>
+      <w:lvlJc w:val="left"/>
+    </w:lvl>
+    <w:lvl w:ilvl="2" w:tplc="5A96A50A">
+      <w:numFmt w:val="decimal"/>
+      <w:lvlText w:val=""/>
+      <w:lvlJc w:val="left"/>
+    </w:lvl>
+    <w:lvl w:ilvl="3" w:tplc="07F6D4F8">
+      <w:numFmt w:val="decimal"/>
+      <w:lvlText w:val=""/>
+      <w:lvlJc w:val="left"/>
+    </w:lvl>
+    <w:lvl w:ilvl="4" w:tplc="CDAE27B2">
+      <w:numFmt w:val="decimal"/>
+      <w:lvlText w:val=""/>
+      <w:lvlJc w:val="left"/>
+    </w:lvl>
+    <w:lvl w:ilvl="5" w:tplc="42F637A8">
+      <w:numFmt w:val="decimal"/>
+      <w:lvlText w:val=""/>
+      <w:lvlJc w:val="left"/>
+    </w:lvl>
+    <w:lvl w:ilvl="6" w:tplc="A03C971C">
+      <w:numFmt w:val="decimal"/>
+      <w:lvlText w:val=""/>
+      <w:lvlJc w:val="left"/>
+    </w:lvl>
+    <w:lvl w:ilvl="7" w:tplc="79529DE0">
+      <w:numFmt w:val="decimal"/>
+      <w:lvlText w:val=""/>
+      <w:lvlJc w:val="left"/>
+    </w:lvl>
+    <w:lvl w:ilvl="8" w:tplc="30C67866">
+      <w:numFmt w:val="decimal"/>
+      <w:lvlText w:val=""/>
+      <w:lvlJc w:val="left"/>
+    </w:lvl>
   </w:abstractNum>
   <w:num w:numId="1">
-    <w:abstractNumId w:val="1"/>
+    <w:abstractNumId w:val="0"/>
     <w:lvlOverride w:ilvl="0">
       <w:startOverride w:val="1"/>
     </w:lvlOverride>
   </w:num>
   <w:num w:numId="2">
-    <w:abstractNumId w:val="2"/>
+    <w:abstractNumId w:val="1"/>
     <w:lvlOverride w:ilvl="0">
       <w:startOverride w:val="1"/>
     </w:lvlOverride>
@@ -680,43 +1236,416 @@
 </file>
 
 <file path=word/styles.xml><?xml version="1.0" encoding="utf-8"?>
-<w:styles xmlns:mc="http://schemas.openxmlformats.org/markup-compatibility/2006" xmlns:r="http://schemas.openxmlformats.org/officeDocument/2006/relationships" xmlns:w="http://schemas.openxmlformats.org/wordprocessingml/2006/main" xmlns:w14="http://schemas.microsoft.com/office/word/2010/wordml" xmlns:w15="http://schemas.microsoft.com/office/word/2012/wordml" mc:Ignorable="w14 w15">
+<w:styles xmlns:mc="http://schemas.openxmlformats.org/markup-compatibility/2006" xmlns:r="http://schemas.openxmlformats.org/officeDocument/2006/relationships" xmlns:w="http://schemas.openxmlformats.org/wordprocessingml/2006/main" xmlns:w14="http://schemas.microsoft.com/office/word/2010/wordml" xmlns:w15="http://schemas.microsoft.com/office/word/2012/wordml" xmlns:w16se="http://schemas.microsoft.com/office/word/2015/wordml/symex" mc:Ignorable="w14 w15 w16se">
   <w:docDefaults>
     <w:rPrDefault>
       <w:rPr>
-        <w:rFonts w:ascii="Arial" w:cs="Arial" w:eastAsia="Arial" w:hAnsi="Arial"/>
+        <w:rFonts w:ascii="Arial" w:eastAsia="Arial" w:hAnsi="Arial" w:cs="Arial"/>
         <w:sz w:val="21"/>
         <w:szCs w:val="21"/>
+        <w:lang w:val="en-US" w:eastAsia="en-US" w:bidi="ar-SA"/>
       </w:rPr>
     </w:rPrDefault>
     <w:pPrDefault/>
   </w:docDefaults>
-  <w:style w:type="paragraph" w:styleId="Title">
-    <w:name w:val="Title"/>
-    <w:basedOn w:val="Normal"/>
-    <w:next w:val="Normal"/>
+  <w:latentStyles w:defLockedState="0" w:defUIPriority="99" w:defSemiHidden="0" w:defUnhideWhenUsed="0" w:defQFormat="0" w:count="371">
+    <w:lsdException w:name="Normal" w:uiPriority="0" w:qFormat="1"/>
+    <w:lsdException w:name="heading 1" w:uiPriority="9" w:qFormat="1"/>
+    <w:lsdException w:name="heading 2" w:semiHidden="1" w:uiPriority="9" w:unhideWhenUsed="1" w:qFormat="1"/>
+    <w:lsdException w:name="heading 3" w:semiHidden="1" w:uiPriority="9" w:unhideWhenUsed="1" w:qFormat="1"/>
+    <w:lsdException w:name="heading 4" w:semiHidden="1" w:uiPriority="9" w:unhideWhenUsed="1" w:qFormat="1"/>
+    <w:lsdException w:name="heading 5" w:semiHidden="1" w:uiPriority="9" w:unhideWhenUsed="1" w:qFormat="1"/>
+    <w:lsdException w:name="heading 6" w:semiHidden="1" w:uiPriority="9" w:unhideWhenUsed="1" w:qFormat="1"/>
+    <w:lsdException w:name="heading 7" w:semiHidden="1" w:uiPriority="9" w:unhideWhenUsed="1" w:qFormat="1"/>
+    <w:lsdException w:name="heading 8" w:semiHidden="1" w:uiPriority="9" w:unhideWhenUsed="1" w:qFormat="1"/>
+    <w:lsdException w:name="heading 9" w:semiHidden="1" w:uiPriority="9" w:unhideWhenUsed="1" w:qFormat="1"/>
+    <w:lsdException w:name="index 1" w:semiHidden="1" w:unhideWhenUsed="1"/>
+    <w:lsdException w:name="index 2" w:semiHidden="1" w:unhideWhenUsed="1"/>
+    <w:lsdException w:name="index 3" w:semiHidden="1" w:unhideWhenUsed="1"/>
+    <w:lsdException w:name="index 4" w:semiHidden="1" w:unhideWhenUsed="1"/>
+    <w:lsdException w:name="index 5" w:semiHidden="1" w:unhideWhenUsed="1"/>
+    <w:lsdException w:name="index 6" w:semiHidden="1" w:unhideWhenUsed="1"/>
+    <w:lsdException w:name="index 7" w:semiHidden="1" w:unhideWhenUsed="1"/>
+    <w:lsdException w:name="index 8" w:semiHidden="1" w:unhideWhenUsed="1"/>
+    <w:lsdException w:name="index 9" w:semiHidden="1" w:unhideWhenUsed="1"/>
+    <w:lsdException w:name="toc 1" w:semiHidden="1" w:uiPriority="39" w:unhideWhenUsed="1"/>
+    <w:lsdException w:name="toc 2" w:semiHidden="1" w:uiPriority="39" w:unhideWhenUsed="1"/>
+    <w:lsdException w:name="toc 3" w:semiHidden="1" w:uiPriority="39" w:unhideWhenUsed="1"/>
+    <w:lsdException w:name="toc 4" w:semiHidden="1" w:uiPriority="39" w:unhideWhenUsed="1"/>
+    <w:lsdException w:name="toc 5" w:semiHidden="1" w:uiPriority="39" w:unhideWhenUsed="1"/>
+    <w:lsdException w:name="toc 6" w:semiHidden="1" w:uiPriority="39" w:unhideWhenUsed="1"/>
+    <w:lsdException w:name="toc 7" w:semiHidden="1" w:uiPriority="39" w:unhideWhenUsed="1"/>
+    <w:lsdException w:name="toc 8" w:semiHidden="1" w:uiPriority="39" w:unhideWhenUsed="1"/>
+    <w:lsdException w:name="toc 9" w:semiHidden="1" w:uiPriority="39" w:unhideWhenUsed="1"/>
+    <w:lsdException w:name="Normal Indent" w:semiHidden="1" w:unhideWhenUsed="1"/>
+    <w:lsdException w:name="footnote text" w:semiHidden="1" w:unhideWhenUsed="1"/>
+    <w:lsdException w:name="annotation text" w:semiHidden="1" w:unhideWhenUsed="1"/>
+    <w:lsdException w:name="header" w:semiHidden="1" w:unhideWhenUsed="1"/>
+    <w:lsdException w:name="footer" w:semiHidden="1" w:unhideWhenUsed="1"/>
+    <w:lsdException w:name="index heading" w:semiHidden="1" w:unhideWhenUsed="1"/>
+    <w:lsdException w:name="caption" w:semiHidden="1" w:uiPriority="35" w:unhideWhenUsed="1" w:qFormat="1"/>
+    <w:lsdException w:name="table of figures" w:semiHidden="1" w:unhideWhenUsed="1"/>
+    <w:lsdException w:name="envelope address" w:semiHidden="1" w:unhideWhenUsed="1"/>
+    <w:lsdException w:name="envelope return" w:semiHidden="1" w:unhideWhenUsed="1"/>
+    <w:lsdException w:name="footnote reference" w:semiHidden="1" w:unhideWhenUsed="1"/>
+    <w:lsdException w:name="annotation reference" w:semiHidden="1" w:unhideWhenUsed="1"/>
+    <w:lsdException w:name="line number" w:semiHidden="1" w:unhideWhenUsed="1"/>
+    <w:lsdException w:name="page number" w:semiHidden="1" w:unhideWhenUsed="1"/>
+    <w:lsdException w:name="endnote reference" w:semiHidden="1" w:unhideWhenUsed="1"/>
+    <w:lsdException w:name="endnote text" w:semiHidden="1" w:unhideWhenUsed="1"/>
+    <w:lsdException w:name="table of authorities" w:semiHidden="1" w:unhideWhenUsed="1"/>
+    <w:lsdException w:name="macro" w:semiHidden="1" w:unhideWhenUsed="1"/>
+    <w:lsdException w:name="toa heading" w:semiHidden="1" w:unhideWhenUsed="1"/>
+    <w:lsdException w:name="List" w:semiHidden="1" w:unhideWhenUsed="1"/>
+    <w:lsdException w:name="List Bullet" w:semiHidden="1" w:unhideWhenUsed="1"/>
+    <w:lsdException w:name="List Number" w:semiHidden="1" w:unhideWhenUsed="1"/>
+    <w:lsdException w:name="List 2" w:semiHidden="1" w:unhideWhenUsed="1"/>
+    <w:lsdException w:name="List 3" w:semiHidden="1" w:unhideWhenUsed="1"/>
+    <w:lsdException w:name="List 4" w:semiHidden="1" w:unhideWhenUsed="1"/>
+    <w:lsdException w:name="List 5" w:semiHidden="1" w:unhideWhenUsed="1"/>
+    <w:lsdException w:name="List Bullet 2" w:semiHidden="1" w:unhideWhenUsed="1"/>
+    <w:lsdException w:name="List Bullet 3" w:semiHidden="1" w:unhideWhenUsed="1"/>
+    <w:lsdException w:name="List Bullet 4" w:semiHidden="1" w:unhideWhenUsed="1"/>
+    <w:lsdException w:name="List Bullet 5" w:semiHidden="1" w:unhideWhenUsed="1"/>
+    <w:lsdException w:name="List Number 2" w:semiHidden="1" w:unhideWhenUsed="1"/>
+    <w:lsdException w:name="List Number 3" w:semiHidden="1" w:unhideWhenUsed="1"/>
+    <w:lsdException w:name="List Number 4" w:semiHidden="1" w:unhideWhenUsed="1"/>
+    <w:lsdException w:name="List Number 5" w:semiHidden="1" w:unhideWhenUsed="1"/>
+    <w:lsdException w:name="Title" w:uiPriority="10" w:qFormat="1"/>
+    <w:lsdException w:name="Closing" w:semiHidden="1" w:unhideWhenUsed="1"/>
+    <w:lsdException w:name="Signature" w:semiHidden="1" w:unhideWhenUsed="1"/>
+    <w:lsdException w:name="Default Paragraph Font" w:semiHidden="1" w:uiPriority="1" w:unhideWhenUsed="1"/>
+    <w:lsdException w:name="Body Text" w:semiHidden="1" w:unhideWhenUsed="1"/>
+    <w:lsdException w:name="Body Text Indent" w:semiHidden="1" w:unhideWhenUsed="1"/>
+    <w:lsdException w:name="List Continue" w:semiHidden="1" w:unhideWhenUsed="1"/>
+    <w:lsdException w:name="List Continue 2" w:semiHidden="1" w:unhideWhenUsed="1"/>
+    <w:lsdException w:name="List Continue 3" w:semiHidden="1" w:unhideWhenUsed="1"/>
+    <w:lsdException w:name="List Continue 4" w:semiHidden="1" w:unhideWhenUsed="1"/>
+    <w:lsdException w:name="List Continue 5" w:semiHidden="1" w:unhideWhenUsed="1"/>
+    <w:lsdException w:name="Message Header" w:semiHidden="1" w:unhideWhenUsed="1"/>
+    <w:lsdException w:name="Subtitle" w:uiPriority="11" w:qFormat="1"/>
+    <w:lsdException w:name="Salutation" w:semiHidden="1" w:unhideWhenUsed="1"/>
+    <w:lsdException w:name="Date" w:semiHidden="1" w:unhideWhenUsed="1"/>
+    <w:lsdException w:name="Body Text First Indent" w:semiHidden="1" w:unhideWhenUsed="1"/>
+    <w:lsdException w:name="Body Text First Indent 2" w:semiHidden="1" w:unhideWhenUsed="1"/>
+    <w:lsdException w:name="Note Heading" w:semiHidden="1" w:unhideWhenUsed="1"/>
+    <w:lsdException w:name="Body Text 2" w:semiHidden="1" w:unhideWhenUsed="1"/>
+    <w:lsdException w:name="Body Text 3" w:semiHidden="1" w:unhideWhenUsed="1"/>
+    <w:lsdException w:name="Body Text Indent 2" w:semiHidden="1" w:unhideWhenUsed="1"/>
+    <w:lsdException w:name="Body Text Indent 3" w:semiHidden="1" w:unhideWhenUsed="1"/>
+    <w:lsdException w:name="Block Text" w:semiHidden="1" w:unhideWhenUsed="1"/>
+    <w:lsdException w:name="Hyperlink" w:semiHidden="1" w:unhideWhenUsed="1"/>
+    <w:lsdException w:name="FollowedHyperlink" w:semiHidden="1" w:unhideWhenUsed="1"/>
+    <w:lsdException w:name="Strong" w:uiPriority="22" w:qFormat="1"/>
+    <w:lsdException w:name="Emphasis" w:uiPriority="20" w:qFormat="1"/>
+    <w:lsdException w:name="Document Map" w:semiHidden="1" w:unhideWhenUsed="1"/>
+    <w:lsdException w:name="Plain Text" w:semiHidden="1" w:unhideWhenUsed="1"/>
+    <w:lsdException w:name="E-mail Signature" w:semiHidden="1" w:unhideWhenUsed="1"/>
+    <w:lsdException w:name="HTML Top of Form" w:semiHidden="1" w:unhideWhenUsed="1"/>
+    <w:lsdException w:name="HTML Bottom of Form" w:semiHidden="1" w:unhideWhenUsed="1"/>
+    <w:lsdException w:name="Normal (Web)" w:semiHidden="1" w:unhideWhenUsed="1"/>
+    <w:lsdException w:name="HTML Acronym" w:semiHidden="1" w:unhideWhenUsed="1"/>
+    <w:lsdException w:name="HTML Address" w:semiHidden="1" w:unhideWhenUsed="1"/>
+    <w:lsdException w:name="HTML Cite" w:semiHidden="1" w:unhideWhenUsed="1"/>
+    <w:lsdException w:name="HTML Code" w:semiHidden="1" w:unhideWhenUsed="1"/>
+    <w:lsdException w:name="HTML Definition" w:semiHidden="1" w:unhideWhenUsed="1"/>
+    <w:lsdException w:name="HTML Keyboard" w:semiHidden="1" w:unhideWhenUsed="1"/>
+    <w:lsdException w:name="HTML Preformatted" w:semiHidden="1" w:unhideWhenUsed="1"/>
+    <w:lsdException w:name="HTML Sample" w:semiHidden="1" w:unhideWhenUsed="1"/>
+    <w:lsdException w:name="HTML Typewriter" w:semiHidden="1" w:unhideWhenUsed="1"/>
+    <w:lsdException w:name="HTML Variable" w:semiHidden="1" w:unhideWhenUsed="1"/>
+    <w:lsdException w:name="Normal Table" w:semiHidden="1" w:unhideWhenUsed="1"/>
+    <w:lsdException w:name="annotation subject" w:semiHidden="1" w:unhideWhenUsed="1"/>
+    <w:lsdException w:name="No List" w:semiHidden="1" w:unhideWhenUsed="1"/>
+    <w:lsdException w:name="Outline List 1" w:semiHidden="1" w:unhideWhenUsed="1"/>
+    <w:lsdException w:name="Outline List 2" w:semiHidden="1" w:unhideWhenUsed="1"/>
+    <w:lsdException w:name="Outline List 3" w:semiHidden="1" w:unhideWhenUsed="1"/>
+    <w:lsdException w:name="Table Simple 1" w:semiHidden="1" w:unhideWhenUsed="1"/>
+    <w:lsdException w:name="Table Simple 2" w:semiHidden="1" w:unhideWhenUsed="1"/>
+    <w:lsdException w:name="Table Simple 3" w:semiHidden="1" w:unhideWhenUsed="1"/>
+    <w:lsdException w:name="Table Classic 1" w:semiHidden="1" w:unhideWhenUsed="1"/>
+    <w:lsdException w:name="Table Classic 2" w:semiHidden="1" w:unhideWhenUsed="1"/>
+    <w:lsdException w:name="Table Classic 3" w:semiHidden="1" w:unhideWhenUsed="1"/>
+    <w:lsdException w:name="Table Classic 4" w:semiHidden="1" w:unhideWhenUsed="1"/>
+    <w:lsdException w:name="Table Colorful 1" w:semiHidden="1" w:unhideWhenUsed="1"/>
+    <w:lsdException w:name="Table Colorful 2" w:semiHidden="1" w:unhideWhenUsed="1"/>
+    <w:lsdException w:name="Table Colorful 3" w:semiHidden="1" w:unhideWhenUsed="1"/>
+    <w:lsdException w:name="Table Columns 1" w:semiHidden="1" w:unhideWhenUsed="1"/>
+    <w:lsdException w:name="Table Columns 2" w:semiHidden="1" w:unhideWhenUsed="1"/>
+    <w:lsdException w:name="Table Columns 3" w:semiHidden="1" w:unhideWhenUsed="1"/>
+    <w:lsdException w:name="Table Columns 4" w:semiHidden="1" w:unhideWhenUsed="1"/>
+    <w:lsdException w:name="Table Columns 5" w:semiHidden="1" w:unhideWhenUsed="1"/>
+    <w:lsdException w:name="Table Grid 1" w:semiHidden="1" w:unhideWhenUsed="1"/>
+    <w:lsdException w:name="Table Grid 2" w:semiHidden="1" w:unhideWhenUsed="1"/>
+    <w:lsdException w:name="Table Grid 3" w:semiHidden="1" w:unhideWhenUsed="1"/>
+    <w:lsdException w:name="Table Grid 4" w:semiHidden="1" w:unhideWhenUsed="1"/>
+    <w:lsdException w:name="Table Grid 5" w:semiHidden="1" w:unhideWhenUsed="1"/>
+    <w:lsdException w:name="Table Grid 6" w:semiHidden="1" w:unhideWhenUsed="1"/>
+    <w:lsdException w:name="Table Grid 7" w:semiHidden="1" w:unhideWhenUsed="1"/>
+    <w:lsdException w:name="Table Grid 8" w:semiHidden="1" w:unhideWhenUsed="1"/>
+    <w:lsdException w:name="Table List 1" w:semiHidden="1" w:unhideWhenUsed="1"/>
+    <w:lsdException w:name="Table List 2" w:semiHidden="1" w:unhideWhenUsed="1"/>
+    <w:lsdException w:name="Table List 3" w:semiHidden="1" w:unhideWhenUsed="1"/>
+    <w:lsdException w:name="Table List 4" w:semiHidden="1" w:unhideWhenUsed="1"/>
+    <w:lsdException w:name="Table List 5" w:semiHidden="1" w:unhideWhenUsed="1"/>
+    <w:lsdException w:name="Table List 6" w:semiHidden="1" w:unhideWhenUsed="1"/>
+    <w:lsdException w:name="Table List 7" w:semiHidden="1" w:unhideWhenUsed="1"/>
+    <w:lsdException w:name="Table List 8" w:semiHidden="1" w:unhideWhenUsed="1"/>
+    <w:lsdException w:name="Table 3D effects 1" w:semiHidden="1" w:unhideWhenUsed="1"/>
+    <w:lsdException w:name="Table 3D effects 2" w:semiHidden="1" w:unhideWhenUsed="1"/>
+    <w:lsdException w:name="Table 3D effects 3" w:semiHidden="1" w:unhideWhenUsed="1"/>
+    <w:lsdException w:name="Table Contemporary" w:semiHidden="1" w:unhideWhenUsed="1"/>
+    <w:lsdException w:name="Table Elegant" w:semiHidden="1" w:unhideWhenUsed="1"/>
+    <w:lsdException w:name="Table Professional" w:semiHidden="1" w:unhideWhenUsed="1"/>
+    <w:lsdException w:name="Table Subtle 1" w:semiHidden="1" w:unhideWhenUsed="1"/>
+    <w:lsdException w:name="Table Subtle 2" w:semiHidden="1" w:unhideWhenUsed="1"/>
+    <w:lsdException w:name="Table Web 1" w:semiHidden="1" w:unhideWhenUsed="1"/>
+    <w:lsdException w:name="Table Web 2" w:semiHidden="1" w:unhideWhenUsed="1"/>
+    <w:lsdException w:name="Table Web 3" w:semiHidden="1" w:unhideWhenUsed="1"/>
+    <w:lsdException w:name="Balloon Text" w:semiHidden="1" w:unhideWhenUsed="1"/>
+    <w:lsdException w:name="Table Grid" w:uiPriority="39"/>
+    <w:lsdException w:name="Table Theme" w:semiHidden="1" w:unhideWhenUsed="1"/>
+    <w:lsdException w:name="Placeholder Text" w:semiHidden="1"/>
+    <w:lsdException w:name="No Spacing" w:uiPriority="1" w:qFormat="1"/>
+    <w:lsdException w:name="Light Shading" w:uiPriority="60"/>
+    <w:lsdException w:name="Light List" w:uiPriority="61"/>
+    <w:lsdException w:name="Light Grid" w:uiPriority="62"/>
+    <w:lsdException w:name="Medium Shading 1" w:uiPriority="63"/>
+    <w:lsdException w:name="Medium Shading 2" w:uiPriority="64"/>
+    <w:lsdException w:name="Medium List 1" w:uiPriority="65"/>
+    <w:lsdException w:name="Medium List 2" w:uiPriority="66"/>
+    <w:lsdException w:name="Medium Grid 1" w:uiPriority="67"/>
+    <w:lsdException w:name="Medium Grid 2" w:uiPriority="68"/>
+    <w:lsdException w:name="Medium Grid 3" w:uiPriority="69"/>
+    <w:lsdException w:name="Dark List" w:uiPriority="70"/>
+    <w:lsdException w:name="Colorful Shading" w:uiPriority="71"/>
+    <w:lsdException w:name="Colorful List" w:uiPriority="72"/>
+    <w:lsdException w:name="Colorful Grid" w:uiPriority="73"/>
+    <w:lsdException w:name="Light Shading Accent 1" w:uiPriority="60"/>
+    <w:lsdException w:name="Light List Accent 1" w:uiPriority="61"/>
+    <w:lsdException w:name="Light Grid Accent 1" w:uiPriority="62"/>
+    <w:lsdException w:name="Medium Shading 1 Accent 1" w:uiPriority="63"/>
+    <w:lsdException w:name="Medium Shading 2 Accent 1" w:uiPriority="64"/>
+    <w:lsdException w:name="Medium List 1 Accent 1" w:uiPriority="65"/>
+    <w:lsdException w:name="Revision" w:semiHidden="1"/>
+    <w:lsdException w:name="List Paragraph" w:uiPriority="34" w:qFormat="1"/>
+    <w:lsdException w:name="Quote" w:uiPriority="29" w:qFormat="1"/>
+    <w:lsdException w:name="Intense Quote" w:uiPriority="30" w:qFormat="1"/>
+    <w:lsdException w:name="Medium List 2 Accent 1" w:uiPriority="66"/>
+    <w:lsdException w:name="Medium Grid 1 Accent 1" w:uiPriority="67"/>
+    <w:lsdException w:name="Medium Grid 2 Accent 1" w:uiPriority="68"/>
+    <w:lsdException w:name="Medium Grid 3 Accent 1" w:uiPriority="69"/>
+    <w:lsdException w:name="Dark List Accent 1" w:uiPriority="70"/>
+    <w:lsdException w:name="Colorful Shading Accent 1" w:uiPriority="71"/>
+    <w:lsdException w:name="Colorful List Accent 1" w:uiPriority="72"/>
+    <w:lsdException w:name="Colorful Grid Accent 1" w:uiPriority="73"/>
+    <w:lsdException w:name="Light Shading Accent 2" w:uiPriority="60"/>
+    <w:lsdException w:name="Light List Accent 2" w:uiPriority="61"/>
+    <w:lsdException w:name="Light Grid Accent 2" w:uiPriority="62"/>
+    <w:lsdException w:name="Medium Shading 1 Accent 2" w:uiPriority="63"/>
+    <w:lsdException w:name="Medium Shading 2 Accent 2" w:uiPriority="64"/>
+    <w:lsdException w:name="Medium List 1 Accent 2" w:uiPriority="65"/>
+    <w:lsdException w:name="Medium List 2 Accent 2" w:uiPriority="66"/>
+    <w:lsdException w:name="Medium Grid 1 Accent 2" w:uiPriority="67"/>
+    <w:lsdException w:name="Medium Grid 2 Accent 2" w:uiPriority="68"/>
+    <w:lsdException w:name="Medium Grid 3 Accent 2" w:uiPriority="69"/>
+    <w:lsdException w:name="Dark List Accent 2" w:uiPriority="70"/>
+    <w:lsdException w:name="Colorful Shading Accent 2" w:uiPriority="71"/>
+    <w:lsdException w:name="Colorful List Accent 2" w:uiPriority="72"/>
+    <w:lsdException w:name="Colorful Grid Accent 2" w:uiPriority="73"/>
+    <w:lsdException w:name="Light Shading Accent 3" w:uiPriority="60"/>
+    <w:lsdException w:name="Light List Accent 3" w:uiPriority="61"/>
+    <w:lsdException w:name="Light Grid Accent 3" w:uiPriority="62"/>
+    <w:lsdException w:name="Medium Shading 1 Accent 3" w:uiPriority="63"/>
+    <w:lsdException w:name="Medium Shading 2 Accent 3" w:uiPriority="64"/>
+    <w:lsdException w:name="Medium List 1 Accent 3" w:uiPriority="65"/>
+    <w:lsdException w:name="Medium List 2 Accent 3" w:uiPriority="66"/>
+    <w:lsdException w:name="Medium Grid 1 Accent 3" w:uiPriority="67"/>
+    <w:lsdException w:name="Medium Grid 2 Accent 3" w:uiPriority="68"/>
+    <w:lsdException w:name="Medium Grid 3 Accent 3" w:uiPriority="69"/>
+    <w:lsdException w:name="Dark List Accent 3" w:uiPriority="70"/>
+    <w:lsdException w:name="Colorful Shading Accent 3" w:uiPriority="71"/>
+    <w:lsdException w:name="Colorful List Accent 3" w:uiPriority="72"/>
+    <w:lsdException w:name="Colorful Grid Accent 3" w:uiPriority="73"/>
+    <w:lsdException w:name="Light Shading Accent 4" w:uiPriority="60"/>
+    <w:lsdException w:name="Light List Accent 4" w:uiPriority="61"/>
+    <w:lsdException w:name="Light Grid Accent 4" w:uiPriority="62"/>
+    <w:lsdException w:name="Medium Shading 1 Accent 4" w:uiPriority="63"/>
+    <w:lsdException w:name="Medium Shading 2 Accent 4" w:uiPriority="64"/>
+    <w:lsdException w:name="Medium List 1 Accent 4" w:uiPriority="65"/>
+    <w:lsdException w:name="Medium List 2 Accent 4" w:uiPriority="66"/>
+    <w:lsdException w:name="Medium Grid 1 Accent 4" w:uiPriority="67"/>
+    <w:lsdException w:name="Medium Grid 2 Accent 4" w:uiPriority="68"/>
+    <w:lsdException w:name="Medium Grid 3 Accent 4" w:uiPriority="69"/>
+    <w:lsdException w:name="Dark List Accent 4" w:uiPriority="70"/>
+    <w:lsdException w:name="Colorful Shading Accent 4" w:uiPriority="71"/>
+    <w:lsdException w:name="Colorful List Accent 4" w:uiPriority="72"/>
+    <w:lsdException w:name="Colorful Grid Accent 4" w:uiPriority="73"/>
+    <w:lsdException w:name="Light Shading Accent 5" w:uiPriority="60"/>
+    <w:lsdException w:name="Light List Accent 5" w:uiPriority="61"/>
+    <w:lsdException w:name="Light Grid Accent 5" w:uiPriority="62"/>
+    <w:lsdException w:name="Medium Shading 1 Accent 5" w:uiPriority="63"/>
+    <w:lsdException w:name="Medium Shading 2 Accent 5" w:uiPriority="64"/>
+    <w:lsdException w:name="Medium List 1 Accent 5" w:uiPriority="65"/>
+    <w:lsdException w:name="Medium List 2 Accent 5" w:uiPriority="66"/>
+    <w:lsdException w:name="Medium Grid 1 Accent 5" w:uiPriority="67"/>
+    <w:lsdException w:name="Medium Grid 2 Accent 5" w:uiPriority="68"/>
+    <w:lsdException w:name="Medium Grid 3 Accent 5" w:uiPriority="69"/>
+    <w:lsdException w:name="Dark List Accent 5" w:uiPriority="70"/>
+    <w:lsdException w:name="Colorful Shading Accent 5" w:uiPriority="71"/>
+    <w:lsdException w:name="Colorful List Accent 5" w:uiPriority="72"/>
+    <w:lsdException w:name="Colorful Grid Accent 5" w:uiPriority="73"/>
+    <w:lsdException w:name="Light Shading Accent 6" w:uiPriority="60"/>
+    <w:lsdException w:name="Light List Accent 6" w:uiPriority="61"/>
+    <w:lsdException w:name="Light Grid Accent 6" w:uiPriority="62"/>
+    <w:lsdException w:name="Medium Shading 1 Accent 6" w:uiPriority="63"/>
+    <w:lsdException w:name="Medium Shading 2 Accent 6" w:uiPriority="64"/>
+    <w:lsdException w:name="Medium List 1 Accent 6" w:uiPriority="65"/>
+    <w:lsdException w:name="Medium List 2 Accent 6" w:uiPriority="66"/>
+    <w:lsdException w:name="Medium Grid 1 Accent 6" w:uiPriority="67"/>
+    <w:lsdException w:name="Medium Grid 2 Accent 6" w:uiPriority="68"/>
+    <w:lsdException w:name="Medium Grid 3 Accent 6" w:uiPriority="69"/>
+    <w:lsdException w:name="Dark List Accent 6" w:uiPriority="70"/>
+    <w:lsdException w:name="Colorful Shading Accent 6" w:uiPriority="71"/>
+    <w:lsdException w:name="Colorful List Accent 6" w:uiPriority="72"/>
+    <w:lsdException w:name="Colorful Grid Accent 6" w:uiPriority="73"/>
+    <w:lsdException w:name="Subtle Emphasis" w:uiPriority="19" w:qFormat="1"/>
+    <w:lsdException w:name="Intense Emphasis" w:uiPriority="21" w:qFormat="1"/>
+    <w:lsdException w:name="Subtle Reference" w:uiPriority="31" w:qFormat="1"/>
+    <w:lsdException w:name="Intense Reference" w:uiPriority="32" w:qFormat="1"/>
+    <w:lsdException w:name="Book Title" w:uiPriority="33" w:qFormat="1"/>
+    <w:lsdException w:name="Bibliography" w:semiHidden="1" w:uiPriority="37" w:unhideWhenUsed="1"/>
+    <w:lsdException w:name="TOC Heading" w:semiHidden="1" w:uiPriority="39" w:unhideWhenUsed="1" w:qFormat="1"/>
+    <w:lsdException w:name="Plain Table 1" w:uiPriority="41"/>
+    <w:lsdException w:name="Plain Table 2" w:uiPriority="42"/>
+    <w:lsdException w:name="Plain Table 3" w:uiPriority="43"/>
+    <w:lsdException w:name="Plain Table 4" w:uiPriority="44"/>
+    <w:lsdException w:name="Plain Table 5" w:uiPriority="45"/>
+    <w:lsdException w:name="Grid Table Light" w:uiPriority="40"/>
+    <w:lsdException w:name="Grid Table 1 Light" w:uiPriority="46"/>
+    <w:lsdException w:name="Grid Table 2" w:uiPriority="47"/>
+    <w:lsdException w:name="Grid Table 3" w:uiPriority="48"/>
+    <w:lsdException w:name="Grid Table 4" w:uiPriority="49"/>
+    <w:lsdException w:name="Grid Table 5 Dark" w:uiPriority="50"/>
+    <w:lsdException w:name="Grid Table 6 Colorful" w:uiPriority="51"/>
+    <w:lsdException w:name="Grid Table 7 Colorful" w:uiPriority="52"/>
+    <w:lsdException w:name="Grid Table 1 Light Accent 1" w:uiPriority="46"/>
+    <w:lsdException w:name="Grid Table 2 Accent 1" w:uiPriority="47"/>
+    <w:lsdException w:name="Grid Table 3 Accent 1" w:uiPriority="48"/>
+    <w:lsdException w:name="Grid Table 4 Accent 1" w:uiPriority="49"/>
+    <w:lsdException w:name="Grid Table 5 Dark Accent 1" w:uiPriority="50"/>
+    <w:lsdException w:name="Grid Table 6 Colorful Accent 1" w:uiPriority="51"/>
+    <w:lsdException w:name="Grid Table 7 Colorful Accent 1" w:uiPriority="52"/>
+    <w:lsdException w:name="Grid Table 1 Light Accent 2" w:uiPriority="46"/>
+    <w:lsdException w:name="Grid Table 2 Accent 2" w:uiPriority="47"/>
+    <w:lsdException w:name="Grid Table 3 Accent 2" w:uiPriority="48"/>
+    <w:lsdException w:name="Grid Table 4 Accent 2" w:uiPriority="49"/>
+    <w:lsdException w:name="Grid Table 5 Dark Accent 2" w:uiPriority="50"/>
+    <w:lsdException w:name="Grid Table 6 Colorful Accent 2" w:uiPriority="51"/>
+    <w:lsdException w:name="Grid Table 7 Colorful Accent 2" w:uiPriority="52"/>
+    <w:lsdException w:name="Grid Table 1 Light Accent 3" w:uiPriority="46"/>
+    <w:lsdException w:name="Grid Table 2 Accent 3" w:uiPriority="47"/>
+    <w:lsdException w:name="Grid Table 3 Accent 3" w:uiPriority="48"/>
+    <w:lsdException w:name="Grid Table 4 Accent 3" w:uiPriority="49"/>
+    <w:lsdException w:name="Grid Table 5 Dark Accent 3" w:uiPriority="50"/>
+    <w:lsdException w:name="Grid Table 6 Colorful Accent 3" w:uiPriority="51"/>
+    <w:lsdException w:name="Grid Table 7 Colorful Accent 3" w:uiPriority="52"/>
+    <w:lsdException w:name="Grid Table 1 Light Accent 4" w:uiPriority="46"/>
+    <w:lsdException w:name="Grid Table 2 Accent 4" w:uiPriority="47"/>
+    <w:lsdException w:name="Grid Table 3 Accent 4" w:uiPriority="48"/>
+    <w:lsdException w:name="Grid Table 4 Accent 4" w:uiPriority="49"/>
+    <w:lsdException w:name="Grid Table 5 Dark Accent 4" w:uiPriority="50"/>
+    <w:lsdException w:name="Grid Table 6 Colorful Accent 4" w:uiPriority="51"/>
+    <w:lsdException w:name="Grid Table 7 Colorful Accent 4" w:uiPriority="52"/>
+    <w:lsdException w:name="Grid Table 1 Light Accent 5" w:uiPriority="46"/>
+    <w:lsdException w:name="Grid Table 2 Accent 5" w:uiPriority="47"/>
+    <w:lsdException w:name="Grid Table 3 Accent 5" w:uiPriority="48"/>
+    <w:lsdException w:name="Grid Table 4 Accent 5" w:uiPriority="49"/>
+    <w:lsdException w:name="Grid Table 5 Dark Accent 5" w:uiPriority="50"/>
+    <w:lsdException w:name="Grid Table 6 Colorful Accent 5" w:uiPriority="51"/>
+    <w:lsdException w:name="Grid Table 7 Colorful Accent 5" w:uiPriority="52"/>
+    <w:lsdException w:name="Grid Table 1 Light Accent 6" w:uiPriority="46"/>
+    <w:lsdException w:name="Grid Table 2 Accent 6" w:uiPriority="47"/>
+    <w:lsdException w:name="Grid Table 3 Accent 6" w:uiPriority="48"/>
+    <w:lsdException w:name="Grid Table 4 Accent 6" w:uiPriority="49"/>
+    <w:lsdException w:name="Grid Table 5 Dark Accent 6" w:uiPriority="50"/>
+    <w:lsdException w:name="Grid Table 6 Colorful Accent 6" w:uiPriority="51"/>
+    <w:lsdException w:name="Grid Table 7 Colorful Accent 6" w:uiPriority="52"/>
+    <w:lsdException w:name="List Table 1 Light" w:uiPriority="46"/>
+    <w:lsdException w:name="List Table 2" w:uiPriority="47"/>
+    <w:lsdException w:name="List Table 3" w:uiPriority="48"/>
+    <w:lsdException w:name="List Table 4" w:uiPriority="49"/>
+    <w:lsdException w:name="List Table 5 Dark" w:uiPriority="50"/>
+    <w:lsdException w:name="List Table 6 Colorful" w:uiPriority="51"/>
+    <w:lsdException w:name="List Table 7 Colorful" w:uiPriority="52"/>
+    <w:lsdException w:name="List Table 1 Light Accent 1" w:uiPriority="46"/>
+    <w:lsdException w:name="List Table 2 Accent 1" w:uiPriority="47"/>
+    <w:lsdException w:name="List Table 3 Accent 1" w:uiPriority="48"/>
+    <w:lsdException w:name="List Table 4 Accent 1" w:uiPriority="49"/>
+    <w:lsdException w:name="List Table 5 Dark Accent 1" w:uiPriority="50"/>
+    <w:lsdException w:name="List Table 6 Colorful Accent 1" w:uiPriority="51"/>
+    <w:lsdException w:name="List Table 7 Colorful Accent 1" w:uiPriority="52"/>
+    <w:lsdException w:name="List Table 1 Light Accent 2" w:uiPriority="46"/>
+    <w:lsdException w:name="List Table 2 Accent 2" w:uiPriority="47"/>
+    <w:lsdException w:name="List Table 3 Accent 2" w:uiPriority="48"/>
+    <w:lsdException w:name="List Table 4 Accent 2" w:uiPriority="49"/>
+    <w:lsdException w:name="List Table 5 Dark Accent 2" w:uiPriority="50"/>
+    <w:lsdException w:name="List Table 6 Colorful Accent 2" w:uiPriority="51"/>
+    <w:lsdException w:name="List Table 7 Colorful Accent 2" w:uiPriority="52"/>
+    <w:lsdException w:name="List Table 1 Light Accent 3" w:uiPriority="46"/>
+    <w:lsdException w:name="List Table 2 Accent 3" w:uiPriority="47"/>
+    <w:lsdException w:name="List Table 3 Accent 3" w:uiPriority="48"/>
+    <w:lsdException w:name="List Table 4 Accent 3" w:uiPriority="49"/>
+    <w:lsdException w:name="List Table 5 Dark Accent 3" w:uiPriority="50"/>
+    <w:lsdException w:name="List Table 6 Colorful Accent 3" w:uiPriority="51"/>
+    <w:lsdException w:name="List Table 7 Colorful Accent 3" w:uiPriority="52"/>
+    <w:lsdException w:name="List Table 1 Light Accent 4" w:uiPriority="46"/>
+    <w:lsdException w:name="List Table 2 Accent 4" w:uiPriority="47"/>
+    <w:lsdException w:name="List Table 3 Accent 4" w:uiPriority="48"/>
+    <w:lsdException w:name="List Table 4 Accent 4" w:uiPriority="49"/>
+    <w:lsdException w:name="List Table 5 Dark Accent 4" w:uiPriority="50"/>
+    <w:lsdException w:name="List Table 6 Colorful Accent 4" w:uiPriority="51"/>
+    <w:lsdException w:name="List Table 7 Colorful Accent 4" w:uiPriority="52"/>
+    <w:lsdException w:name="List Table 1 Light Accent 5" w:uiPriority="46"/>
+    <w:lsdException w:name="List Table 2 Accent 5" w:uiPriority="47"/>
+    <w:lsdException w:name="List Table 3 Accent 5" w:uiPriority="48"/>
+    <w:lsdException w:name="List Table 4 Accent 5" w:uiPriority="49"/>
+    <w:lsdException w:name="List Table 5 Dark Accent 5" w:uiPriority="50"/>
+    <w:lsdException w:name="List Table 6 Colorful Accent 5" w:uiPriority="51"/>
+    <w:lsdException w:name="List Table 7 Colorful Accent 5" w:uiPriority="52"/>
+    <w:lsdException w:name="List Table 1 Light Accent 6" w:uiPriority="46"/>
+    <w:lsdException w:name="List Table 2 Accent 6" w:uiPriority="47"/>
+    <w:lsdException w:name="List Table 3 Accent 6" w:uiPriority="48"/>
+    <w:lsdException w:name="List Table 4 Accent 6" w:uiPriority="49"/>
+    <w:lsdException w:name="List Table 5 Dark Accent 6" w:uiPriority="50"/>
+    <w:lsdException w:name="List Table 6 Colorful Accent 6" w:uiPriority="51"/>
+    <w:lsdException w:name="List Table 7 Colorful Accent 6" w:uiPriority="52"/>
+  </w:latentStyles>
+  <w:style w:type="paragraph" w:default="1" w:styleId="Normal">
+    <w:name w:val="Normal"/>
     <w:qFormat/>
-    <w:rPr>
-      <w:sz w:val="56"/>
-      <w:szCs w:val="56"/>
-    </w:rPr>
   </w:style>
   <w:style w:type="paragraph" w:styleId="Heading1">
-    <w:name w:val="Heading 1"/>
-    <w:basedOn w:val="Normal"/>
-    <w:next w:val="Normal"/>
+    <w:name w:val="heading 1"/>
     <w:qFormat/>
+    <w:pPr>
+      <w:spacing w:before="80" w:after="40"/>
+      <w:outlineLvl w:val="0"/>
+    </w:pPr>
     <w:rPr>
-      <w:color w:val="2E74B5"/>
-      <w:sz w:val="32"/>
-      <w:szCs w:val="32"/>
+      <w:b/>
+      <w:bCs/>
+      <w:color w:val="1F4E78"/>
+      <w:sz w:val="26"/>
+      <w:szCs w:val="26"/>
     </w:rPr>
   </w:style>
   <w:style w:type="paragraph" w:styleId="Heading2">
-    <w:name w:val="Heading 2"/>
-    <w:basedOn w:val="Normal"/>
-    <w:next w:val="Normal"/>
+    <w:name w:val="heading 2"/>
     <w:qFormat/>
+    <w:pPr>
+      <w:outlineLvl w:val="1"/>
+    </w:pPr>
     <w:rPr>
       <w:color w:val="2E74B5"/>
       <w:sz w:val="26"/>
@@ -724,10 +1653,11 @@
     </w:rPr>
   </w:style>
   <w:style w:type="paragraph" w:styleId="Heading3">
-    <w:name w:val="Heading 3"/>
-    <w:basedOn w:val="Normal"/>
-    <w:next w:val="Normal"/>
+    <w:name w:val="heading 3"/>
     <w:qFormat/>
+    <w:pPr>
+      <w:outlineLvl w:val="2"/>
+    </w:pPr>
     <w:rPr>
       <w:color w:val="1F4D78"/>
       <w:sz w:val="24"/>
@@ -735,10 +1665,11 @@
     </w:rPr>
   </w:style>
   <w:style w:type="paragraph" w:styleId="Heading4">
-    <w:name w:val="Heading 4"/>
-    <w:basedOn w:val="Normal"/>
-    <w:next w:val="Normal"/>
+    <w:name w:val="heading 4"/>
     <w:qFormat/>
+    <w:pPr>
+      <w:outlineLvl w:val="3"/>
+    </w:pPr>
     <w:rPr>
       <w:i/>
       <w:iCs/>
@@ -746,27 +1677,62 @@
     </w:rPr>
   </w:style>
   <w:style w:type="paragraph" w:styleId="Heading5">
-    <w:name w:val="Heading 5"/>
-    <w:basedOn w:val="Normal"/>
-    <w:next w:val="Normal"/>
+    <w:name w:val="heading 5"/>
     <w:qFormat/>
+    <w:pPr>
+      <w:outlineLvl w:val="4"/>
+    </w:pPr>
     <w:rPr>
       <w:color w:val="2E74B5"/>
     </w:rPr>
   </w:style>
   <w:style w:type="paragraph" w:styleId="Heading6">
-    <w:name w:val="Heading 6"/>
-    <w:basedOn w:val="Normal"/>
-    <w:next w:val="Normal"/>
+    <w:name w:val="heading 6"/>
     <w:qFormat/>
+    <w:pPr>
+      <w:outlineLvl w:val="5"/>
+    </w:pPr>
     <w:rPr>
       <w:color w:val="1F4D78"/>
     </w:rPr>
   </w:style>
-  <w:style w:type="paragraph" w:styleId="Strong">
-    <w:name w:val="Strong"/>
-    <w:basedOn w:val="Normal"/>
-    <w:next w:val="Normal"/>
+  <w:style w:type="character" w:default="1" w:styleId="DefaultParagraphFont">
+    <w:name w:val="Default Paragraph Font"/>
+    <w:uiPriority w:val="1"/>
+    <w:semiHidden/>
+    <w:unhideWhenUsed/>
+  </w:style>
+  <w:style w:type="table" w:default="1" w:styleId="TableNormal">
+    <w:name w:val="Normal Table"/>
+    <w:uiPriority w:val="99"/>
+    <w:semiHidden/>
+    <w:unhideWhenUsed/>
+    <w:tblPr>
+      <w:tblInd w:w="0" w:type="dxa"/>
+      <w:tblCellMar>
+        <w:top w:w="0" w:type="dxa"/>
+        <w:left w:w="108" w:type="dxa"/>
+        <w:bottom w:w="0" w:type="dxa"/>
+        <w:right w:w="108" w:type="dxa"/>
+      </w:tblCellMar>
+    </w:tblPr>
+  </w:style>
+  <w:style w:type="numbering" w:default="1" w:styleId="NoList">
+    <w:name w:val="No List"/>
+    <w:uiPriority w:val="99"/>
+    <w:semiHidden/>
+    <w:unhideWhenUsed/>
+  </w:style>
+  <w:style w:type="paragraph" w:styleId="Title">
+    <w:name w:val="Title"/>
+    <w:qFormat/>
+    <w:rPr>
+      <w:sz w:val="56"/>
+      <w:szCs w:val="56"/>
+    </w:rPr>
+  </w:style>
+  <w:style w:type="paragraph" w:customStyle="1" w:styleId="Strong1">
+    <w:name w:val="Strong1"/>
     <w:qFormat/>
     <w:rPr>
       <w:b/>
@@ -775,12 +1741,10 @@
   </w:style>
   <w:style w:type="paragraph" w:styleId="ListParagraph">
     <w:name w:val="List Paragraph"/>
-    <w:basedOn w:val="Normal"/>
     <w:qFormat/>
   </w:style>
   <w:style w:type="character" w:styleId="Hyperlink">
     <w:name w:val="Hyperlink"/>
-    <w:basedOn w:val="DefaultParagraphFont"/>
     <w:uiPriority w:val="99"/>
     <w:unhideWhenUsed/>
     <w:rPr>
@@ -790,7 +1754,6 @@
   </w:style>
   <w:style w:type="character" w:styleId="FootnoteReference">
     <w:name w:val="footnote reference"/>
-    <w:basedOn w:val="DefaultParagraphFont"/>
     <w:uiPriority w:val="99"/>
     <w:semiHidden/>
     <w:unhideWhenUsed/>
@@ -800,22 +1763,17 @@
   </w:style>
   <w:style w:type="paragraph" w:styleId="FootnoteText">
     <w:name w:val="footnote text"/>
-    <w:basedOn w:val="Normal"/>
     <w:link w:val="FootnoteTextChar"/>
     <w:uiPriority w:val="99"/>
     <w:semiHidden/>
     <w:unhideWhenUsed/>
-    <w:pPr>
-      <w:spacing w:after="0" w:line="240" w:lineRule="auto"/>
-    </w:pPr>
     <w:rPr>
       <w:sz w:val="20"/>
       <w:szCs w:val="20"/>
     </w:rPr>
   </w:style>
-  <w:style w:type="character" w:styleId="FootnoteTextChar">
+  <w:style w:type="character" w:customStyle="1" w:styleId="FootnoteTextChar">
     <w:name w:val="Footnote Text Char"/>
-    <w:basedOn w:val="DefaultParagraphFont"/>
     <w:link w:val="FootnoteText"/>
     <w:uiPriority w:val="99"/>
     <w:semiHidden/>
@@ -827,7 +1785,6 @@
   </w:style>
   <w:style w:type="character" w:styleId="EndnoteReference">
     <w:name w:val="endnote reference"/>
-    <w:basedOn w:val="DefaultParagraphFont"/>
     <w:uiPriority w:val="99"/>
     <w:semiHidden/>
     <w:unhideWhenUsed/>
@@ -837,22 +1794,17 @@
   </w:style>
   <w:style w:type="paragraph" w:styleId="EndnoteText">
     <w:name w:val="endnote text"/>
-    <w:basedOn w:val="Normal"/>
     <w:link w:val="EndnoteTextChar"/>
     <w:uiPriority w:val="99"/>
     <w:semiHidden/>
     <w:unhideWhenUsed/>
-    <w:pPr>
-      <w:spacing w:after="0" w:line="240" w:lineRule="auto"/>
-    </w:pPr>
     <w:rPr>
       <w:sz w:val="20"/>
       <w:szCs w:val="20"/>
     </w:rPr>
   </w:style>
-  <w:style w:type="character" w:styleId="EndnoteTextChar">
+  <w:style w:type="character" w:customStyle="1" w:styleId="EndnoteTextChar">
     <w:name w:val="Endnote Text Char"/>
-    <w:basedOn w:val="DefaultParagraphFont"/>
     <w:link w:val="EndnoteText"/>
     <w:uiPriority w:val="99"/>
     <w:semiHidden/>
@@ -862,23 +1814,266 @@
       <w:szCs w:val="20"/>
     </w:rPr>
   </w:style>
-  <w:style w:type="paragraph" w:styleId="Heading1">
-    <w:name w:val="Heading 1"/>
-    <w:basedOn w:val="Normal"/>
-    <w:next w:val="Normal"/>
-    <w:qFormat/>
-    <w:pPr>
-      <w:spacing w:after="40" w:before="80"/>
-      <w:outlineLvl w:val="0"/>
-    </w:pPr>
-    <w:rPr>
-      <w:rFonts w:ascii="Arial" w:cs="Arial" w:eastAsia="Arial" w:hAnsi="Arial"/>
-      <w:b/>
-      <w:bCs/>
-      <w:color w:val="1F4E78"/>
-      <w:sz w:val="26"/>
-      <w:szCs w:val="26"/>
-    </w:rPr>
-  </w:style>
 </w:styles>
+</file>
+
+<file path=word/theme/theme1.xml><?xml version="1.0" encoding="utf-8"?>
+<a:theme xmlns:a="http://schemas.openxmlformats.org/drawingml/2006/main" name="Office Theme">
+  <a:themeElements>
+    <a:clrScheme name="Office">
+      <a:dk1>
+        <a:sysClr val="windowText" lastClr="000000"/>
+      </a:dk1>
+      <a:lt1>
+        <a:sysClr val="window" lastClr="FFFFFF"/>
+      </a:lt1>
+      <a:dk2>
+        <a:srgbClr val="44546A"/>
+      </a:dk2>
+      <a:lt2>
+        <a:srgbClr val="E7E6E6"/>
+      </a:lt2>
+      <a:accent1>
+        <a:srgbClr val="5B9BD5"/>
+      </a:accent1>
+      <a:accent2>
+        <a:srgbClr val="ED7D31"/>
+      </a:accent2>
+      <a:accent3>
+        <a:srgbClr val="A5A5A5"/>
+      </a:accent3>
+      <a:accent4>
+        <a:srgbClr val="FFC000"/>
+      </a:accent4>
+      <a:accent5>
+        <a:srgbClr val="4472C4"/>
+      </a:accent5>
+      <a:accent6>
+        <a:srgbClr val="70AD47"/>
+      </a:accent6>
+      <a:hlink>
+        <a:srgbClr val="0563C1"/>
+      </a:hlink>
+      <a:folHlink>
+        <a:srgbClr val="954F72"/>
+      </a:folHlink>
+    </a:clrScheme>
+    <a:fontScheme name="Office">
+      <a:majorFont>
+        <a:latin typeface="Calibri Light" panose="020F0302020204030204"/>
+        <a:ea typeface=""/>
+        <a:cs typeface=""/>
+        <a:font script="Jpan" typeface="游ゴシック Light"/>
+        <a:font script="Hang" typeface="맑은 고딕"/>
+        <a:font script="Hans" typeface="等线 Light"/>
+        <a:font script="Hant" typeface="新細明體"/>
+        <a:font script="Arab" typeface="Times New Roman"/>
+        <a:font script="Hebr" typeface="Times New Roman"/>
+        <a:font script="Thai" typeface="Angsana New"/>
+        <a:font script="Ethi" typeface="Nyala"/>
+        <a:font script="Beng" typeface="Vrinda"/>
+        <a:font script="Gujr" typeface="Shruti"/>
+        <a:font script="Khmr" typeface="MoolBoran"/>
+        <a:font script="Knda" typeface="Tunga"/>
+        <a:font script="Guru" typeface="Raavi"/>
+        <a:font script="Cans" typeface="Euphemia"/>
+        <a:font script="Cher" typeface="Plantagenet Cherokee"/>
+        <a:font script="Yiii" typeface="Microsoft Yi Baiti"/>
+        <a:font script="Tibt" typeface="Microsoft Himalaya"/>
+        <a:font script="Thaa" typeface="MV Boli"/>
+        <a:font script="Deva" typeface="Mangal"/>
+        <a:font script="Telu" typeface="Gautami"/>
+        <a:font script="Taml" typeface="Latha"/>
+        <a:font script="Syrc" typeface="Estrangelo Edessa"/>
+        <a:font script="Orya" typeface="Kalinga"/>
+        <a:font script="Mlym" typeface="Kartika"/>
+        <a:font script="Laoo" typeface="DokChampa"/>
+        <a:font script="Sinh" typeface="Iskoola Pota"/>
+        <a:font script="Mong" typeface="Mongolian Baiti"/>
+        <a:font script="Viet" typeface="Times New Roman"/>
+        <a:font script="Uigh" typeface="Microsoft Uighur"/>
+        <a:font script="Geor" typeface="Sylfaen"/>
+      </a:majorFont>
+      <a:minorFont>
+        <a:latin typeface="Calibri" panose="020F0502020204030204"/>
+        <a:ea typeface=""/>
+        <a:cs typeface=""/>
+        <a:font script="Jpan" typeface="游明朝"/>
+        <a:font script="Hang" typeface="맑은 고딕"/>
+        <a:font script="Hans" typeface="等线"/>
+        <a:font script="Hant" typeface="新細明體"/>
+        <a:font script="Arab" typeface="Arial"/>
+        <a:font script="Hebr" typeface="Arial"/>
+        <a:font script="Thai" typeface="Cordia New"/>
+        <a:font script="Ethi" typeface="Nyala"/>
+        <a:font script="Beng" typeface="Vrinda"/>
+        <a:font script="Gujr" typeface="Shruti"/>
+        <a:font script="Khmr" typeface="DaunPenh"/>
+        <a:font script="Knda" typeface="Tunga"/>
+        <a:font script="Guru" typeface="Raavi"/>
+        <a:font script="Cans" typeface="Euphemia"/>
+        <a:font script="Cher" typeface="Plantagenet Cherokee"/>
+        <a:font script="Yiii" typeface="Microsoft Yi Baiti"/>
+        <a:font script="Tibt" typeface="Microsoft Himalaya"/>
+        <a:font script="Thaa" typeface="MV Boli"/>
+        <a:font script="Deva" typeface="Mangal"/>
+        <a:font script="Telu" typeface="Gautami"/>
+        <a:font script="Taml" typeface="Latha"/>
+        <a:font script="Syrc" typeface="Estrangelo Edessa"/>
+        <a:font script="Orya" typeface="Kalinga"/>
+        <a:font script="Mlym" typeface="Kartika"/>
+        <a:font script="Laoo" typeface="DokChampa"/>
+        <a:font script="Sinh" typeface="Iskoola Pota"/>
+        <a:font script="Mong" typeface="Mongolian Baiti"/>
+        <a:font script="Viet" typeface="Arial"/>
+        <a:font script="Uigh" typeface="Microsoft Uighur"/>
+        <a:font script="Geor" typeface="Sylfaen"/>
+      </a:minorFont>
+    </a:fontScheme>
+    <a:fmtScheme name="Office">
+      <a:fillStyleLst>
+        <a:solidFill>
+          <a:schemeClr val="phClr"/>
+        </a:solidFill>
+        <a:gradFill rotWithShape="1">
+          <a:gsLst>
+            <a:gs pos="0">
+              <a:schemeClr val="phClr">
+                <a:lumMod val="110000"/>
+                <a:satMod val="105000"/>
+                <a:tint val="67000"/>
+              </a:schemeClr>
+            </a:gs>
+            <a:gs pos="50000">
+              <a:schemeClr val="phClr">
+                <a:lumMod val="105000"/>
+                <a:satMod val="103000"/>
+                <a:tint val="73000"/>
+              </a:schemeClr>
+            </a:gs>
+            <a:gs pos="100000">
+              <a:schemeClr val="phClr">
+                <a:lumMod val="105000"/>
+                <a:satMod val="109000"/>
+                <a:tint val="81000"/>
+              </a:schemeClr>
+            </a:gs>
+          </a:gsLst>
+          <a:lin ang="5400000" scaled="0"/>
+        </a:gradFill>
+        <a:gradFill rotWithShape="1">
+          <a:gsLst>
+            <a:gs pos="0">
+              <a:schemeClr val="phClr">
+                <a:satMod val="103000"/>
+                <a:lumMod val="102000"/>
+                <a:tint val="94000"/>
+              </a:schemeClr>
+            </a:gs>
+            <a:gs pos="50000">
+              <a:schemeClr val="phClr">
+                <a:satMod val="110000"/>
+                <a:lumMod val="100000"/>
+                <a:shade val="100000"/>
+              </a:schemeClr>
+            </a:gs>
+            <a:gs pos="100000">
+              <a:schemeClr val="phClr">
+                <a:lumMod val="99000"/>
+                <a:satMod val="120000"/>
+                <a:shade val="78000"/>
+              </a:schemeClr>
+            </a:gs>
+          </a:gsLst>
+          <a:lin ang="5400000" scaled="0"/>
+        </a:gradFill>
+      </a:fillStyleLst>
+      <a:lnStyleLst>
+        <a:ln w="6350" cap="flat" cmpd="sng" algn="ctr">
+          <a:solidFill>
+            <a:schemeClr val="phClr"/>
+          </a:solidFill>
+          <a:prstDash val="solid"/>
+          <a:miter lim="800000"/>
+        </a:ln>
+        <a:ln w="12700" cap="flat" cmpd="sng" algn="ctr">
+          <a:solidFill>
+            <a:schemeClr val="phClr"/>
+          </a:solidFill>
+          <a:prstDash val="solid"/>
+          <a:miter lim="800000"/>
+        </a:ln>
+        <a:ln w="19050" cap="flat" cmpd="sng" algn="ctr">
+          <a:solidFill>
+            <a:schemeClr val="phClr"/>
+          </a:solidFill>
+          <a:prstDash val="solid"/>
+          <a:miter lim="800000"/>
+        </a:ln>
+      </a:lnStyleLst>
+      <a:effectStyleLst>
+        <a:effectStyle>
+          <a:effectLst/>
+        </a:effectStyle>
+        <a:effectStyle>
+          <a:effectLst/>
+        </a:effectStyle>
+        <a:effectStyle>
+          <a:effectLst>
+            <a:outerShdw blurRad="57150" dist="19050" dir="5400000" algn="ctr" rotWithShape="0">
+              <a:srgbClr val="000000">
+                <a:alpha val="63000"/>
+              </a:srgbClr>
+            </a:outerShdw>
+          </a:effectLst>
+        </a:effectStyle>
+      </a:effectStyleLst>
+      <a:bgFillStyleLst>
+        <a:solidFill>
+          <a:schemeClr val="phClr"/>
+        </a:solidFill>
+        <a:solidFill>
+          <a:schemeClr val="phClr">
+            <a:tint val="95000"/>
+            <a:satMod val="170000"/>
+          </a:schemeClr>
+        </a:solidFill>
+        <a:gradFill rotWithShape="1">
+          <a:gsLst>
+            <a:gs pos="0">
+              <a:schemeClr val="phClr">
+                <a:tint val="93000"/>
+                <a:satMod val="150000"/>
+                <a:shade val="98000"/>
+                <a:lumMod val="102000"/>
+              </a:schemeClr>
+            </a:gs>
+            <a:gs pos="50000">
+              <a:schemeClr val="phClr">
+                <a:tint val="98000"/>
+                <a:satMod val="130000"/>
+                <a:shade val="90000"/>
+                <a:lumMod val="103000"/>
+              </a:schemeClr>
+            </a:gs>
+            <a:gs pos="100000">
+              <a:schemeClr val="phClr">
+                <a:shade val="63000"/>
+                <a:satMod val="120000"/>
+              </a:schemeClr>
+            </a:gs>
+          </a:gsLst>
+          <a:lin ang="5400000" scaled="0"/>
+        </a:gradFill>
+      </a:bgFillStyleLst>
+    </a:fmtScheme>
+  </a:themeElements>
+  <a:objectDefaults/>
+  <a:extraClrSchemeLst/>
+  <a:extLst>
+    <a:ext uri="{05A4C25C-085E-4340-85A3-A5531E510DB2}">
+      <thm15:themeFamily xmlns:thm15="http://schemas.microsoft.com/office/thememl/2012/main" name="Office Theme" id="{62F939B6-93AF-4DB8-9C6B-D6C7DFDC589F}" vid="{4A3C46E8-61CC-4603-A589-7422A47A8E4A}"/>
+    </a:ext>
+  </a:extLst>
+</a:theme>
 </file>